--- a/assets/AI4HM-Protocol-Template-v0.3.docx
+++ b/assets/AI4HM-Protocol-Template-v0.3.docx
@@ -10,7 +10,7 @@
           <w:szCs w:val="24"/>
         </w:rPr>
       </w:pPr>
-      <w:bookmarkStart w:id="0" w:name="_Toc237096244"/>
+      <w:bookmarkStart w:id="0" w:name="_Toc237249044"/>
       <w:r>
         <w:rPr>
           <w:sz w:val="24"/>
@@ -459,17 +459,7 @@
                 <w:sz w:val="16"/>
                 <w:szCs w:val="16"/>
               </w:rPr>
-              <w:t>Additional contributor(</w:t>
-            </w:r>
-            <w:proofErr w:type="gramStart"/>
-            <w:r>
-              <w:rPr>
-                <w:b/>
-                <w:bCs/>
-                <w:sz w:val="16"/>
-                <w:szCs w:val="16"/>
-              </w:rPr>
-              <w:t xml:space="preserve">s) </w:t>
+              <w:t xml:space="preserve">Additional contributor(s) </w:t>
             </w:r>
             <w:r>
               <w:rPr>
@@ -486,18 +476,7 @@
                 <w:sz w:val="16"/>
                 <w:szCs w:val="16"/>
               </w:rPr>
-              <w:t>(</w:t>
-            </w:r>
-            <w:proofErr w:type="gramEnd"/>
-            <w:r>
-              <w:rPr>
-                <w:i/>
-                <w:iCs/>
-                <w:color w:val="4A86E8"/>
-                <w:sz w:val="16"/>
-                <w:szCs w:val="16"/>
-              </w:rPr>
-              <w:t>optional)</w:t>
+              <w:t>(optional)</w:t>
             </w:r>
           </w:p>
         </w:tc>
@@ -896,29 +875,7 @@
                 <w:sz w:val="16"/>
                 <w:szCs w:val="16"/>
               </w:rPr>
-              <w:t xml:space="preserve">Helpful guidance on </w:t>
-            </w:r>
-            <w:proofErr w:type="gramStart"/>
-            <w:r>
-              <w:rPr>
-                <w:i/>
-                <w:iCs/>
-                <w:color w:val="4A86E8"/>
-                <w:sz w:val="16"/>
-                <w:szCs w:val="16"/>
-              </w:rPr>
-              <w:t>conflict of interest</w:t>
-            </w:r>
-            <w:proofErr w:type="gramEnd"/>
-            <w:r>
-              <w:rPr>
-                <w:i/>
-                <w:iCs/>
-                <w:color w:val="4A86E8"/>
-                <w:sz w:val="16"/>
-                <w:szCs w:val="16"/>
-              </w:rPr>
-              <w:t xml:space="preserve"> reporting can be found at: </w:t>
+              <w:t xml:space="preserve">Helpful guidance on conflict of interest reporting can be found at: </w:t>
             </w:r>
             <w:hyperlink r:id="rId9">
               <w:r>
@@ -985,7 +942,7 @@
           <w:szCs w:val="24"/>
         </w:rPr>
       </w:pPr>
-      <w:bookmarkStart w:id="1" w:name="_Toc237096245"/>
+      <w:bookmarkStart w:id="1" w:name="_Toc237249045"/>
       <w:r>
         <w:rPr>
           <w:sz w:val="24"/>
@@ -1008,6 +965,7 @@
           <w:docPartUnique/>
         </w:docPartObj>
       </w:sdtPr>
+      <w:sdtEndPr/>
       <w:sdtContent>
         <w:p>
           <w:pPr>
@@ -1016,11 +974,13 @@
               <w:tab w:val="right" w:leader="dot" w:pos="9350"/>
             </w:tabs>
             <w:rPr>
-              <w:b/>
-              <w:bCs/>
+              <w:rFonts w:asciiTheme="minorHAnsi" w:eastAsiaTheme="minorEastAsia" w:hAnsiTheme="minorHAnsi" w:cstheme="minorBidi"/>
               <w:noProof/>
-              <w:sz w:val="17"/>
-              <w:szCs w:val="17"/>
+              <w:kern w:val="2"/>
+              <w:sz w:val="24"/>
+              <w:szCs w:val="24"/>
+              <w:lang w:val="en-US"/>
+              <w14:ligatures w14:val="standardContextual"/>
             </w:rPr>
           </w:pPr>
           <w:r>
@@ -1044,91 +1004,59 @@
             </w:rPr>
             <w:fldChar w:fldCharType="separate"/>
           </w:r>
-          <w:hyperlink w:anchor="_Toc237096244" w:history="1">
+          <w:hyperlink w:anchor="_Toc237249044" w:history="1">
             <w:r>
               <w:rPr>
                 <w:rStyle w:val="Hyperlink"/>
-                <w:b/>
-                <w:bCs/>
-                <w:noProof/>
-                <w:sz w:val="17"/>
-                <w:szCs w:val="17"/>
+                <w:noProof/>
               </w:rPr>
               <w:t>Title page</w:t>
             </w:r>
             <w:r>
               <w:rPr>
-                <w:b/>
-                <w:bCs/>
-                <w:noProof/>
-                <w:webHidden/>
-                <w:sz w:val="17"/>
-                <w:szCs w:val="17"/>
+                <w:noProof/>
+                <w:webHidden/>
               </w:rPr>
               <w:tab/>
             </w:r>
             <w:r>
               <w:rPr>
-                <w:b/>
-                <w:bCs/>
-                <w:noProof/>
-                <w:webHidden/>
-                <w:sz w:val="17"/>
-                <w:szCs w:val="17"/>
+                <w:noProof/>
+                <w:webHidden/>
               </w:rPr>
               <w:fldChar w:fldCharType="begin"/>
             </w:r>
             <w:r>
               <w:rPr>
-                <w:b/>
-                <w:bCs/>
-                <w:noProof/>
-                <w:webHidden/>
-                <w:sz w:val="17"/>
-                <w:szCs w:val="17"/>
-              </w:rPr>
-              <w:instrText xml:space="preserve"> PAGEREF _Toc237096244 \h </w:instrText>
-            </w:r>
-            <w:r>
-              <w:rPr>
-                <w:b/>
-                <w:bCs/>
-                <w:noProof/>
-                <w:webHidden/>
-                <w:sz w:val="17"/>
-                <w:szCs w:val="17"/>
-              </w:rPr>
-            </w:r>
-            <w:r>
-              <w:rPr>
-                <w:b/>
-                <w:bCs/>
-                <w:noProof/>
-                <w:webHidden/>
-                <w:sz w:val="17"/>
-                <w:szCs w:val="17"/>
+                <w:noProof/>
+                <w:webHidden/>
+              </w:rPr>
+              <w:instrText xml:space="preserve"> PAGEREF _Toc237249044 \h </w:instrText>
+            </w:r>
+            <w:r>
+              <w:rPr>
+                <w:noProof/>
+                <w:webHidden/>
+              </w:rPr>
+            </w:r>
+            <w:r>
+              <w:rPr>
+                <w:noProof/>
+                <w:webHidden/>
               </w:rPr>
               <w:fldChar w:fldCharType="separate"/>
             </w:r>
             <w:r>
               <w:rPr>
-                <w:b/>
-                <w:bCs/>
-                <w:noProof/>
-                <w:webHidden/>
-                <w:sz w:val="17"/>
-                <w:szCs w:val="17"/>
+                <w:noProof/>
+                <w:webHidden/>
               </w:rPr>
               <w:t>1</w:t>
             </w:r>
             <w:r>
               <w:rPr>
-                <w:b/>
-                <w:bCs/>
-                <w:noProof/>
-                <w:webHidden/>
-                <w:sz w:val="17"/>
-                <w:szCs w:val="17"/>
+                <w:noProof/>
+                <w:webHidden/>
               </w:rPr>
               <w:fldChar w:fldCharType="end"/>
             </w:r>
@@ -1141,98 +1069,68 @@
               <w:tab w:val="right" w:leader="dot" w:pos="9350"/>
             </w:tabs>
             <w:rPr>
-              <w:b/>
-              <w:bCs/>
+              <w:rFonts w:asciiTheme="minorHAnsi" w:eastAsiaTheme="minorEastAsia" w:hAnsiTheme="minorHAnsi" w:cstheme="minorBidi"/>
               <w:noProof/>
-              <w:sz w:val="17"/>
-              <w:szCs w:val="17"/>
+              <w:kern w:val="2"/>
+              <w:sz w:val="24"/>
+              <w:szCs w:val="24"/>
+              <w:lang w:val="en-US"/>
+              <w14:ligatures w14:val="standardContextual"/>
             </w:rPr>
           </w:pPr>
-          <w:hyperlink w:anchor="_Toc237096245" w:history="1">
+          <w:hyperlink w:anchor="_Toc237249045" w:history="1">
             <w:r>
               <w:rPr>
                 <w:rStyle w:val="Hyperlink"/>
-                <w:b/>
-                <w:bCs/>
-                <w:noProof/>
-                <w:sz w:val="17"/>
-                <w:szCs w:val="17"/>
+                <w:noProof/>
               </w:rPr>
               <w:t>Table of Contents</w:t>
             </w:r>
             <w:r>
               <w:rPr>
-                <w:b/>
-                <w:bCs/>
-                <w:noProof/>
-                <w:webHidden/>
-                <w:sz w:val="17"/>
-                <w:szCs w:val="17"/>
+                <w:noProof/>
+                <w:webHidden/>
               </w:rPr>
               <w:tab/>
             </w:r>
             <w:r>
               <w:rPr>
-                <w:b/>
-                <w:bCs/>
-                <w:noProof/>
-                <w:webHidden/>
-                <w:sz w:val="17"/>
-                <w:szCs w:val="17"/>
+                <w:noProof/>
+                <w:webHidden/>
               </w:rPr>
               <w:fldChar w:fldCharType="begin"/>
             </w:r>
             <w:r>
               <w:rPr>
-                <w:b/>
-                <w:bCs/>
-                <w:noProof/>
-                <w:webHidden/>
-                <w:sz w:val="17"/>
-                <w:szCs w:val="17"/>
-              </w:rPr>
-              <w:instrText xml:space="preserve"> PAGEREF _Toc237096245 \h </w:instrText>
-            </w:r>
-            <w:r>
-              <w:rPr>
-                <w:b/>
-                <w:bCs/>
-                <w:noProof/>
-                <w:webHidden/>
-                <w:sz w:val="17"/>
-                <w:szCs w:val="17"/>
-              </w:rPr>
-            </w:r>
-            <w:r>
-              <w:rPr>
-                <w:b/>
-                <w:bCs/>
-                <w:noProof/>
-                <w:webHidden/>
-                <w:sz w:val="17"/>
-                <w:szCs w:val="17"/>
+                <w:noProof/>
+                <w:webHidden/>
+              </w:rPr>
+              <w:instrText xml:space="preserve"> PAGEREF _Toc237249045 \h </w:instrText>
+            </w:r>
+            <w:r>
+              <w:rPr>
+                <w:noProof/>
+                <w:webHidden/>
+              </w:rPr>
+            </w:r>
+            <w:r>
+              <w:rPr>
+                <w:noProof/>
+                <w:webHidden/>
               </w:rPr>
               <w:fldChar w:fldCharType="separate"/>
             </w:r>
             <w:r>
               <w:rPr>
-                <w:b/>
-                <w:bCs/>
-                <w:noProof/>
-                <w:webHidden/>
-                <w:sz w:val="17"/>
-                <w:szCs w:val="17"/>
+                <w:noProof/>
+                <w:webHidden/>
               </w:rPr>
               <w:t>2</w:t>
             </w:r>
             <w:r>
               <w:rPr>
-                <w:b/>
-                <w:bCs/>
-                <w:noProof/>
-                <w:webHidden/>
-                <w:sz w:val="17"/>
-                <w:szCs w:val="17"/>
+                <w:noProof/>
+                <w:webHidden/>
               </w:rPr>
               <w:fldChar w:fldCharType="end"/>
             </w:r>
@@ -1245,98 +1143,68 @@
               <w:tab w:val="right" w:leader="dot" w:pos="9350"/>
             </w:tabs>
             <w:rPr>
-              <w:b/>
-              <w:bCs/>
+              <w:rFonts w:asciiTheme="minorHAnsi" w:eastAsiaTheme="minorEastAsia" w:hAnsiTheme="minorHAnsi" w:cstheme="minorBidi"/>
               <w:noProof/>
-              <w:sz w:val="17"/>
-              <w:szCs w:val="17"/>
+              <w:kern w:val="2"/>
+              <w:sz w:val="24"/>
+              <w:szCs w:val="24"/>
+              <w:lang w:val="en-US"/>
+              <w14:ligatures w14:val="standardContextual"/>
             </w:rPr>
           </w:pPr>
-          <w:hyperlink w:anchor="_Toc237096246" w:history="1">
+          <w:hyperlink w:anchor="_Toc237249046" w:history="1">
             <w:r>
               <w:rPr>
                 <w:rStyle w:val="Hyperlink"/>
-                <w:b/>
-                <w:bCs/>
-                <w:noProof/>
-                <w:sz w:val="17"/>
-                <w:szCs w:val="17"/>
+                <w:noProof/>
               </w:rPr>
               <w:t>Abstract</w:t>
             </w:r>
             <w:r>
               <w:rPr>
-                <w:b/>
-                <w:bCs/>
-                <w:noProof/>
-                <w:webHidden/>
-                <w:sz w:val="17"/>
-                <w:szCs w:val="17"/>
+                <w:noProof/>
+                <w:webHidden/>
               </w:rPr>
               <w:tab/>
             </w:r>
             <w:r>
               <w:rPr>
-                <w:b/>
-                <w:bCs/>
-                <w:noProof/>
-                <w:webHidden/>
-                <w:sz w:val="17"/>
-                <w:szCs w:val="17"/>
+                <w:noProof/>
+                <w:webHidden/>
               </w:rPr>
               <w:fldChar w:fldCharType="begin"/>
             </w:r>
             <w:r>
               <w:rPr>
-                <w:b/>
-                <w:bCs/>
-                <w:noProof/>
-                <w:webHidden/>
-                <w:sz w:val="17"/>
-                <w:szCs w:val="17"/>
-              </w:rPr>
-              <w:instrText xml:space="preserve"> PAGEREF _Toc237096246 \h </w:instrText>
-            </w:r>
-            <w:r>
-              <w:rPr>
-                <w:b/>
-                <w:bCs/>
-                <w:noProof/>
-                <w:webHidden/>
-                <w:sz w:val="17"/>
-                <w:szCs w:val="17"/>
-              </w:rPr>
-            </w:r>
-            <w:r>
-              <w:rPr>
-                <w:b/>
-                <w:bCs/>
-                <w:noProof/>
-                <w:webHidden/>
-                <w:sz w:val="17"/>
-                <w:szCs w:val="17"/>
+                <w:noProof/>
+                <w:webHidden/>
+              </w:rPr>
+              <w:instrText xml:space="preserve"> PAGEREF _Toc237249046 \h </w:instrText>
+            </w:r>
+            <w:r>
+              <w:rPr>
+                <w:noProof/>
+                <w:webHidden/>
+              </w:rPr>
+            </w:r>
+            <w:r>
+              <w:rPr>
+                <w:noProof/>
+                <w:webHidden/>
               </w:rPr>
               <w:fldChar w:fldCharType="separate"/>
             </w:r>
             <w:r>
               <w:rPr>
-                <w:b/>
-                <w:bCs/>
-                <w:noProof/>
-                <w:webHidden/>
-                <w:sz w:val="17"/>
-                <w:szCs w:val="17"/>
+                <w:noProof/>
+                <w:webHidden/>
               </w:rPr>
               <w:t>4</w:t>
             </w:r>
             <w:r>
               <w:rPr>
-                <w:b/>
-                <w:bCs/>
-                <w:noProof/>
-                <w:webHidden/>
-                <w:sz w:val="17"/>
-                <w:szCs w:val="17"/>
+                <w:noProof/>
+                <w:webHidden/>
               </w:rPr>
               <w:fldChar w:fldCharType="end"/>
             </w:r>
@@ -1350,119 +1218,87 @@
               <w:tab w:val="right" w:leader="dot" w:pos="9350"/>
             </w:tabs>
             <w:rPr>
-              <w:b/>
-              <w:bCs/>
+              <w:rFonts w:asciiTheme="minorHAnsi" w:eastAsiaTheme="minorEastAsia" w:hAnsiTheme="minorHAnsi" w:cstheme="minorBidi"/>
               <w:noProof/>
-              <w:sz w:val="17"/>
-              <w:szCs w:val="17"/>
+              <w:kern w:val="2"/>
+              <w:sz w:val="24"/>
+              <w:szCs w:val="24"/>
+              <w:lang w:val="en-US"/>
+              <w14:ligatures w14:val="standardContextual"/>
             </w:rPr>
           </w:pPr>
-          <w:hyperlink w:anchor="_Toc237096247" w:history="1">
+          <w:hyperlink w:anchor="_Toc237249047" w:history="1">
             <w:r>
               <w:rPr>
                 <w:rStyle w:val="Hyperlink"/>
-                <w:b/>
-                <w:bCs/>
-                <w:noProof/>
-                <w:sz w:val="17"/>
-                <w:szCs w:val="17"/>
+                <w:noProof/>
               </w:rPr>
               <w:t>1.</w:t>
             </w:r>
             <w:r>
               <w:rPr>
-                <w:b/>
-                <w:bCs/>
-                <w:noProof/>
-                <w:sz w:val="17"/>
-                <w:szCs w:val="17"/>
+                <w:rFonts w:asciiTheme="minorHAnsi" w:eastAsiaTheme="minorEastAsia" w:hAnsiTheme="minorHAnsi" w:cstheme="minorBidi"/>
+                <w:noProof/>
+                <w:kern w:val="2"/>
+                <w:sz w:val="24"/>
+                <w:szCs w:val="24"/>
+                <w:lang w:val="en-US"/>
+                <w14:ligatures w14:val="standardContextual"/>
               </w:rPr>
               <w:tab/>
             </w:r>
             <w:r>
               <w:rPr>
                 <w:rStyle w:val="Hyperlink"/>
-                <w:b/>
-                <w:bCs/>
-                <w:noProof/>
-                <w:sz w:val="17"/>
-                <w:szCs w:val="17"/>
+                <w:noProof/>
               </w:rPr>
               <w:t>Amendments and updates</w:t>
             </w:r>
             <w:r>
               <w:rPr>
-                <w:b/>
-                <w:bCs/>
-                <w:noProof/>
-                <w:webHidden/>
-                <w:sz w:val="17"/>
-                <w:szCs w:val="17"/>
+                <w:noProof/>
+                <w:webHidden/>
               </w:rPr>
               <w:tab/>
             </w:r>
             <w:r>
               <w:rPr>
-                <w:b/>
-                <w:bCs/>
-                <w:noProof/>
-                <w:webHidden/>
-                <w:sz w:val="17"/>
-                <w:szCs w:val="17"/>
+                <w:noProof/>
+                <w:webHidden/>
               </w:rPr>
               <w:fldChar w:fldCharType="begin"/>
             </w:r>
             <w:r>
               <w:rPr>
-                <w:b/>
-                <w:bCs/>
-                <w:noProof/>
-                <w:webHidden/>
-                <w:sz w:val="17"/>
-                <w:szCs w:val="17"/>
-              </w:rPr>
-              <w:instrText xml:space="preserve"> PAGEREF _Toc237096247 \h </w:instrText>
-            </w:r>
-            <w:r>
-              <w:rPr>
-                <w:b/>
-                <w:bCs/>
-                <w:noProof/>
-                <w:webHidden/>
-                <w:sz w:val="17"/>
-                <w:szCs w:val="17"/>
-              </w:rPr>
-            </w:r>
-            <w:r>
-              <w:rPr>
-                <w:b/>
-                <w:bCs/>
-                <w:noProof/>
-                <w:webHidden/>
-                <w:sz w:val="17"/>
-                <w:szCs w:val="17"/>
+                <w:noProof/>
+                <w:webHidden/>
+              </w:rPr>
+              <w:instrText xml:space="preserve"> PAGEREF _Toc237249047 \h </w:instrText>
+            </w:r>
+            <w:r>
+              <w:rPr>
+                <w:noProof/>
+                <w:webHidden/>
+              </w:rPr>
+            </w:r>
+            <w:r>
+              <w:rPr>
+                <w:noProof/>
+                <w:webHidden/>
               </w:rPr>
               <w:fldChar w:fldCharType="separate"/>
             </w:r>
             <w:r>
               <w:rPr>
-                <w:b/>
-                <w:bCs/>
-                <w:noProof/>
-                <w:webHidden/>
-                <w:sz w:val="17"/>
-                <w:szCs w:val="17"/>
-              </w:rPr>
-              <w:t>6</w:t>
-            </w:r>
-            <w:r>
-              <w:rPr>
-                <w:b/>
-                <w:bCs/>
-                <w:noProof/>
-                <w:webHidden/>
-                <w:sz w:val="17"/>
-                <w:szCs w:val="17"/>
+                <w:noProof/>
+                <w:webHidden/>
+              </w:rPr>
+              <w:t>5</w:t>
+            </w:r>
+            <w:r>
+              <w:rPr>
+                <w:noProof/>
+                <w:webHidden/>
               </w:rPr>
               <w:fldChar w:fldCharType="end"/>
             </w:r>
@@ -1476,132 +1312,96 @@
               <w:tab w:val="right" w:leader="dot" w:pos="9350"/>
             </w:tabs>
             <w:rPr>
-              <w:b/>
-              <w:bCs/>
+              <w:rFonts w:asciiTheme="minorHAnsi" w:eastAsiaTheme="minorEastAsia" w:hAnsiTheme="minorHAnsi" w:cstheme="minorBidi"/>
               <w:noProof/>
-              <w:sz w:val="17"/>
-              <w:szCs w:val="17"/>
+              <w:kern w:val="2"/>
+              <w:sz w:val="24"/>
+              <w:szCs w:val="24"/>
+              <w:lang w:val="en-US"/>
+              <w14:ligatures w14:val="standardContextual"/>
             </w:rPr>
           </w:pPr>
-          <w:hyperlink w:anchor="_Toc237096248" w:history="1">
+          <w:hyperlink w:anchor="_Toc237249048" w:history="1">
             <w:r>
               <w:rPr>
                 <w:rStyle w:val="Hyperlink"/>
-                <w:b/>
-                <w:bCs/>
-                <w:noProof/>
-                <w:sz w:val="17"/>
-                <w:szCs w:val="17"/>
+                <w:noProof/>
               </w:rPr>
               <w:t>2.</w:t>
             </w:r>
             <w:r>
               <w:rPr>
-                <w:b/>
-                <w:bCs/>
-                <w:noProof/>
-                <w:sz w:val="17"/>
-                <w:szCs w:val="17"/>
+                <w:rFonts w:asciiTheme="minorHAnsi" w:eastAsiaTheme="minorEastAsia" w:hAnsiTheme="minorHAnsi" w:cstheme="minorBidi"/>
+                <w:noProof/>
+                <w:kern w:val="2"/>
+                <w:sz w:val="24"/>
+                <w:szCs w:val="24"/>
+                <w:lang w:val="en-US"/>
+                <w14:ligatures w14:val="standardContextual"/>
               </w:rPr>
               <w:tab/>
             </w:r>
             <w:r>
               <w:rPr>
                 <w:rStyle w:val="Hyperlink"/>
-                <w:b/>
-                <w:bCs/>
-                <w:noProof/>
-                <w:sz w:val="17"/>
-                <w:szCs w:val="17"/>
+                <w:noProof/>
               </w:rPr>
               <w:t xml:space="preserve">List of abbreviations </w:t>
             </w:r>
             <w:r>
               <w:rPr>
                 <w:rStyle w:val="Hyperlink"/>
-                <w:b/>
-                <w:bCs/>
                 <w:i/>
                 <w:iCs/>
                 <w:noProof/>
-                <w:sz w:val="17"/>
-                <w:szCs w:val="17"/>
               </w:rPr>
               <w:t>(optional)</w:t>
             </w:r>
             <w:r>
               <w:rPr>
-                <w:b/>
-                <w:bCs/>
-                <w:noProof/>
-                <w:webHidden/>
-                <w:sz w:val="17"/>
-                <w:szCs w:val="17"/>
+                <w:noProof/>
+                <w:webHidden/>
               </w:rPr>
               <w:tab/>
             </w:r>
             <w:r>
               <w:rPr>
-                <w:b/>
-                <w:bCs/>
-                <w:noProof/>
-                <w:webHidden/>
-                <w:sz w:val="17"/>
-                <w:szCs w:val="17"/>
+                <w:noProof/>
+                <w:webHidden/>
               </w:rPr>
               <w:fldChar w:fldCharType="begin"/>
             </w:r>
             <w:r>
               <w:rPr>
-                <w:b/>
-                <w:bCs/>
-                <w:noProof/>
-                <w:webHidden/>
-                <w:sz w:val="17"/>
-                <w:szCs w:val="17"/>
-              </w:rPr>
-              <w:instrText xml:space="preserve"> PAGEREF _Toc237096248 \h </w:instrText>
-            </w:r>
-            <w:r>
-              <w:rPr>
-                <w:b/>
-                <w:bCs/>
-                <w:noProof/>
-                <w:webHidden/>
-                <w:sz w:val="17"/>
-                <w:szCs w:val="17"/>
-              </w:rPr>
-            </w:r>
-            <w:r>
-              <w:rPr>
-                <w:b/>
-                <w:bCs/>
-                <w:noProof/>
-                <w:webHidden/>
-                <w:sz w:val="17"/>
-                <w:szCs w:val="17"/>
+                <w:noProof/>
+                <w:webHidden/>
+              </w:rPr>
+              <w:instrText xml:space="preserve"> PAGEREF _Toc237249048 \h </w:instrText>
+            </w:r>
+            <w:r>
+              <w:rPr>
+                <w:noProof/>
+                <w:webHidden/>
+              </w:rPr>
+            </w:r>
+            <w:r>
+              <w:rPr>
+                <w:noProof/>
+                <w:webHidden/>
               </w:rPr>
               <w:fldChar w:fldCharType="separate"/>
             </w:r>
             <w:r>
               <w:rPr>
-                <w:b/>
-                <w:bCs/>
-                <w:noProof/>
-                <w:webHidden/>
-                <w:sz w:val="17"/>
-                <w:szCs w:val="17"/>
-              </w:rPr>
-              <w:t>6</w:t>
-            </w:r>
-            <w:r>
-              <w:rPr>
-                <w:b/>
-                <w:bCs/>
-                <w:noProof/>
-                <w:webHidden/>
-                <w:sz w:val="17"/>
-                <w:szCs w:val="17"/>
+                <w:noProof/>
+                <w:webHidden/>
+              </w:rPr>
+              <w:t>5</w:t>
+            </w:r>
+            <w:r>
+              <w:rPr>
+                <w:noProof/>
+                <w:webHidden/>
               </w:rPr>
               <w:fldChar w:fldCharType="end"/>
             </w:r>
@@ -1615,132 +1415,96 @@
               <w:tab w:val="right" w:leader="dot" w:pos="9350"/>
             </w:tabs>
             <w:rPr>
-              <w:b/>
-              <w:bCs/>
+              <w:rFonts w:asciiTheme="minorHAnsi" w:eastAsiaTheme="minorEastAsia" w:hAnsiTheme="minorHAnsi" w:cstheme="minorBidi"/>
               <w:noProof/>
-              <w:sz w:val="17"/>
-              <w:szCs w:val="17"/>
+              <w:kern w:val="2"/>
+              <w:sz w:val="24"/>
+              <w:szCs w:val="24"/>
+              <w:lang w:val="en-US"/>
+              <w14:ligatures w14:val="standardContextual"/>
             </w:rPr>
           </w:pPr>
-          <w:hyperlink w:anchor="_Toc237096249" w:history="1">
+          <w:hyperlink w:anchor="_Toc237249049" w:history="1">
             <w:r>
               <w:rPr>
                 <w:rStyle w:val="Hyperlink"/>
-                <w:b/>
-                <w:bCs/>
-                <w:noProof/>
-                <w:sz w:val="17"/>
-                <w:szCs w:val="17"/>
+                <w:noProof/>
               </w:rPr>
               <w:t>3.</w:t>
             </w:r>
             <w:r>
               <w:rPr>
-                <w:b/>
-                <w:bCs/>
-                <w:noProof/>
-                <w:sz w:val="17"/>
-                <w:szCs w:val="17"/>
+                <w:rFonts w:asciiTheme="minorHAnsi" w:eastAsiaTheme="minorEastAsia" w:hAnsiTheme="minorHAnsi" w:cstheme="minorBidi"/>
+                <w:noProof/>
+                <w:kern w:val="2"/>
+                <w:sz w:val="24"/>
+                <w:szCs w:val="24"/>
+                <w:lang w:val="en-US"/>
+                <w14:ligatures w14:val="standardContextual"/>
               </w:rPr>
               <w:tab/>
             </w:r>
             <w:r>
               <w:rPr>
                 <w:rStyle w:val="Hyperlink"/>
-                <w:b/>
-                <w:bCs/>
-                <w:noProof/>
-                <w:sz w:val="17"/>
-                <w:szCs w:val="17"/>
+                <w:noProof/>
               </w:rPr>
               <w:t xml:space="preserve">Milestones </w:t>
             </w:r>
             <w:r>
               <w:rPr>
                 <w:rStyle w:val="Hyperlink"/>
-                <w:b/>
-                <w:bCs/>
                 <w:i/>
                 <w:iCs/>
                 <w:noProof/>
-                <w:sz w:val="17"/>
-                <w:szCs w:val="17"/>
               </w:rPr>
               <w:t>(optional)</w:t>
             </w:r>
             <w:r>
               <w:rPr>
-                <w:b/>
-                <w:bCs/>
-                <w:noProof/>
-                <w:webHidden/>
-                <w:sz w:val="17"/>
-                <w:szCs w:val="17"/>
+                <w:noProof/>
+                <w:webHidden/>
               </w:rPr>
               <w:tab/>
             </w:r>
             <w:r>
               <w:rPr>
-                <w:b/>
-                <w:bCs/>
-                <w:noProof/>
-                <w:webHidden/>
-                <w:sz w:val="17"/>
-                <w:szCs w:val="17"/>
+                <w:noProof/>
+                <w:webHidden/>
               </w:rPr>
               <w:fldChar w:fldCharType="begin"/>
             </w:r>
             <w:r>
               <w:rPr>
-                <w:b/>
-                <w:bCs/>
-                <w:noProof/>
-                <w:webHidden/>
-                <w:sz w:val="17"/>
-                <w:szCs w:val="17"/>
-              </w:rPr>
-              <w:instrText xml:space="preserve"> PAGEREF _Toc237096249 \h </w:instrText>
-            </w:r>
-            <w:r>
-              <w:rPr>
-                <w:b/>
-                <w:bCs/>
-                <w:noProof/>
-                <w:webHidden/>
-                <w:sz w:val="17"/>
-                <w:szCs w:val="17"/>
-              </w:rPr>
-            </w:r>
-            <w:r>
-              <w:rPr>
-                <w:b/>
-                <w:bCs/>
-                <w:noProof/>
-                <w:webHidden/>
-                <w:sz w:val="17"/>
-                <w:szCs w:val="17"/>
+                <w:noProof/>
+                <w:webHidden/>
+              </w:rPr>
+              <w:instrText xml:space="preserve"> PAGEREF _Toc237249049 \h </w:instrText>
+            </w:r>
+            <w:r>
+              <w:rPr>
+                <w:noProof/>
+                <w:webHidden/>
+              </w:rPr>
+            </w:r>
+            <w:r>
+              <w:rPr>
+                <w:noProof/>
+                <w:webHidden/>
               </w:rPr>
               <w:fldChar w:fldCharType="separate"/>
             </w:r>
             <w:r>
               <w:rPr>
-                <w:b/>
-                <w:bCs/>
-                <w:noProof/>
-                <w:webHidden/>
-                <w:sz w:val="17"/>
-                <w:szCs w:val="17"/>
-              </w:rPr>
-              <w:t>6</w:t>
-            </w:r>
-            <w:r>
-              <w:rPr>
-                <w:b/>
-                <w:bCs/>
-                <w:noProof/>
-                <w:webHidden/>
-                <w:sz w:val="17"/>
-                <w:szCs w:val="17"/>
+                <w:noProof/>
+                <w:webHidden/>
+              </w:rPr>
+              <w:t>5</w:t>
+            </w:r>
+            <w:r>
+              <w:rPr>
+                <w:noProof/>
+                <w:webHidden/>
               </w:rPr>
               <w:fldChar w:fldCharType="end"/>
             </w:r>
@@ -1754,119 +1518,87 @@
               <w:tab w:val="right" w:leader="dot" w:pos="9350"/>
             </w:tabs>
             <w:rPr>
-              <w:b/>
-              <w:bCs/>
+              <w:rFonts w:asciiTheme="minorHAnsi" w:eastAsiaTheme="minorEastAsia" w:hAnsiTheme="minorHAnsi" w:cstheme="minorBidi"/>
               <w:noProof/>
-              <w:sz w:val="17"/>
-              <w:szCs w:val="17"/>
+              <w:kern w:val="2"/>
+              <w:sz w:val="24"/>
+              <w:szCs w:val="24"/>
+              <w:lang w:val="en-US"/>
+              <w14:ligatures w14:val="standardContextual"/>
             </w:rPr>
           </w:pPr>
-          <w:hyperlink w:anchor="_Toc237096250" w:history="1">
+          <w:hyperlink w:anchor="_Toc237249050" w:history="1">
             <w:r>
               <w:rPr>
                 <w:rStyle w:val="Hyperlink"/>
-                <w:b/>
-                <w:bCs/>
-                <w:noProof/>
-                <w:sz w:val="17"/>
-                <w:szCs w:val="17"/>
+                <w:noProof/>
               </w:rPr>
               <w:t>4.</w:t>
             </w:r>
             <w:r>
               <w:rPr>
-                <w:b/>
-                <w:bCs/>
-                <w:noProof/>
-                <w:sz w:val="17"/>
-                <w:szCs w:val="17"/>
+                <w:rFonts w:asciiTheme="minorHAnsi" w:eastAsiaTheme="minorEastAsia" w:hAnsiTheme="minorHAnsi" w:cstheme="minorBidi"/>
+                <w:noProof/>
+                <w:kern w:val="2"/>
+                <w:sz w:val="24"/>
+                <w:szCs w:val="24"/>
+                <w:lang w:val="en-US"/>
+                <w14:ligatures w14:val="standardContextual"/>
               </w:rPr>
               <w:tab/>
             </w:r>
             <w:r>
               <w:rPr>
                 <w:rStyle w:val="Hyperlink"/>
-                <w:b/>
-                <w:bCs/>
-                <w:noProof/>
-                <w:sz w:val="17"/>
-                <w:szCs w:val="17"/>
+                <w:noProof/>
               </w:rPr>
               <w:t>Background and rationale</w:t>
             </w:r>
             <w:r>
               <w:rPr>
-                <w:b/>
-                <w:bCs/>
-                <w:noProof/>
-                <w:webHidden/>
-                <w:sz w:val="17"/>
-                <w:szCs w:val="17"/>
+                <w:noProof/>
+                <w:webHidden/>
               </w:rPr>
               <w:tab/>
             </w:r>
             <w:r>
               <w:rPr>
-                <w:b/>
-                <w:bCs/>
-                <w:noProof/>
-                <w:webHidden/>
-                <w:sz w:val="17"/>
-                <w:szCs w:val="17"/>
+                <w:noProof/>
+                <w:webHidden/>
               </w:rPr>
               <w:fldChar w:fldCharType="begin"/>
             </w:r>
             <w:r>
               <w:rPr>
-                <w:b/>
-                <w:bCs/>
-                <w:noProof/>
-                <w:webHidden/>
-                <w:sz w:val="17"/>
-                <w:szCs w:val="17"/>
-              </w:rPr>
-              <w:instrText xml:space="preserve"> PAGEREF _Toc237096250 \h </w:instrText>
-            </w:r>
-            <w:r>
-              <w:rPr>
-                <w:b/>
-                <w:bCs/>
-                <w:noProof/>
-                <w:webHidden/>
-                <w:sz w:val="17"/>
-                <w:szCs w:val="17"/>
-              </w:rPr>
-            </w:r>
-            <w:r>
-              <w:rPr>
-                <w:b/>
-                <w:bCs/>
-                <w:noProof/>
-                <w:webHidden/>
-                <w:sz w:val="17"/>
-                <w:szCs w:val="17"/>
+                <w:noProof/>
+                <w:webHidden/>
+              </w:rPr>
+              <w:instrText xml:space="preserve"> PAGEREF _Toc237249050 \h </w:instrText>
+            </w:r>
+            <w:r>
+              <w:rPr>
+                <w:noProof/>
+                <w:webHidden/>
+              </w:rPr>
+            </w:r>
+            <w:r>
+              <w:rPr>
+                <w:noProof/>
+                <w:webHidden/>
               </w:rPr>
               <w:fldChar w:fldCharType="separate"/>
             </w:r>
             <w:r>
               <w:rPr>
-                <w:b/>
-                <w:bCs/>
-                <w:noProof/>
-                <w:webHidden/>
-                <w:sz w:val="17"/>
-                <w:szCs w:val="17"/>
-              </w:rPr>
-              <w:t>7</w:t>
-            </w:r>
-            <w:r>
-              <w:rPr>
-                <w:b/>
-                <w:bCs/>
-                <w:noProof/>
-                <w:webHidden/>
-                <w:sz w:val="17"/>
-                <w:szCs w:val="17"/>
+                <w:noProof/>
+                <w:webHidden/>
+              </w:rPr>
+              <w:t>5</w:t>
+            </w:r>
+            <w:r>
+              <w:rPr>
+                <w:noProof/>
+                <w:webHidden/>
               </w:rPr>
               <w:fldChar w:fldCharType="end"/>
             </w:r>
@@ -1880,132 +1612,96 @@
               <w:tab w:val="right" w:leader="dot" w:pos="9350"/>
             </w:tabs>
             <w:rPr>
-              <w:b/>
-              <w:bCs/>
+              <w:rFonts w:asciiTheme="minorHAnsi" w:eastAsiaTheme="minorEastAsia" w:hAnsiTheme="minorHAnsi" w:cstheme="minorBidi"/>
               <w:noProof/>
-              <w:sz w:val="17"/>
-              <w:szCs w:val="17"/>
+              <w:kern w:val="2"/>
+              <w:sz w:val="24"/>
+              <w:szCs w:val="24"/>
+              <w:lang w:val="en-US"/>
+              <w14:ligatures w14:val="standardContextual"/>
             </w:rPr>
           </w:pPr>
-          <w:hyperlink w:anchor="_Toc237096251" w:history="1">
+          <w:hyperlink w:anchor="_Toc237249051" w:history="1">
             <w:r>
               <w:rPr>
                 <w:rStyle w:val="Hyperlink"/>
-                <w:b/>
-                <w:bCs/>
-                <w:noProof/>
-                <w:sz w:val="17"/>
-                <w:szCs w:val="17"/>
+                <w:noProof/>
               </w:rPr>
               <w:t>5.</w:t>
             </w:r>
             <w:r>
               <w:rPr>
-                <w:b/>
-                <w:bCs/>
-                <w:noProof/>
-                <w:sz w:val="17"/>
-                <w:szCs w:val="17"/>
+                <w:rFonts w:asciiTheme="minorHAnsi" w:eastAsiaTheme="minorEastAsia" w:hAnsiTheme="minorHAnsi" w:cstheme="minorBidi"/>
+                <w:noProof/>
+                <w:kern w:val="2"/>
+                <w:sz w:val="24"/>
+                <w:szCs w:val="24"/>
+                <w:lang w:val="en-US"/>
+                <w14:ligatures w14:val="standardContextual"/>
               </w:rPr>
               <w:tab/>
             </w:r>
             <w:r>
               <w:rPr>
                 <w:rStyle w:val="Hyperlink"/>
-                <w:b/>
-                <w:bCs/>
-                <w:noProof/>
-                <w:sz w:val="17"/>
-                <w:szCs w:val="17"/>
+                <w:noProof/>
               </w:rPr>
               <w:t xml:space="preserve">Study scope and intended use </w:t>
             </w:r>
             <w:r>
               <w:rPr>
                 <w:rStyle w:val="Hyperlink"/>
-                <w:b/>
-                <w:bCs/>
                 <w:i/>
                 <w:iCs/>
                 <w:noProof/>
-                <w:sz w:val="17"/>
-                <w:szCs w:val="17"/>
               </w:rPr>
               <w:t>(optional)</w:t>
             </w:r>
             <w:r>
               <w:rPr>
-                <w:b/>
-                <w:bCs/>
-                <w:noProof/>
-                <w:webHidden/>
-                <w:sz w:val="17"/>
-                <w:szCs w:val="17"/>
+                <w:noProof/>
+                <w:webHidden/>
               </w:rPr>
               <w:tab/>
             </w:r>
             <w:r>
               <w:rPr>
-                <w:b/>
-                <w:bCs/>
-                <w:noProof/>
-                <w:webHidden/>
-                <w:sz w:val="17"/>
-                <w:szCs w:val="17"/>
+                <w:noProof/>
+                <w:webHidden/>
               </w:rPr>
               <w:fldChar w:fldCharType="begin"/>
             </w:r>
             <w:r>
               <w:rPr>
-                <w:b/>
-                <w:bCs/>
-                <w:noProof/>
-                <w:webHidden/>
-                <w:sz w:val="17"/>
-                <w:szCs w:val="17"/>
-              </w:rPr>
-              <w:instrText xml:space="preserve"> PAGEREF _Toc237096251 \h </w:instrText>
-            </w:r>
-            <w:r>
-              <w:rPr>
-                <w:b/>
-                <w:bCs/>
-                <w:noProof/>
-                <w:webHidden/>
-                <w:sz w:val="17"/>
-                <w:szCs w:val="17"/>
-              </w:rPr>
-            </w:r>
-            <w:r>
-              <w:rPr>
-                <w:b/>
-                <w:bCs/>
-                <w:noProof/>
-                <w:webHidden/>
-                <w:sz w:val="17"/>
-                <w:szCs w:val="17"/>
+                <w:noProof/>
+                <w:webHidden/>
+              </w:rPr>
+              <w:instrText xml:space="preserve"> PAGEREF _Toc237249051 \h </w:instrText>
+            </w:r>
+            <w:r>
+              <w:rPr>
+                <w:noProof/>
+                <w:webHidden/>
+              </w:rPr>
+            </w:r>
+            <w:r>
+              <w:rPr>
+                <w:noProof/>
+                <w:webHidden/>
               </w:rPr>
               <w:fldChar w:fldCharType="separate"/>
             </w:r>
             <w:r>
               <w:rPr>
-                <w:b/>
-                <w:bCs/>
-                <w:noProof/>
-                <w:webHidden/>
-                <w:sz w:val="17"/>
-                <w:szCs w:val="17"/>
-              </w:rPr>
-              <w:t>7</w:t>
-            </w:r>
-            <w:r>
-              <w:rPr>
-                <w:b/>
-                <w:bCs/>
-                <w:noProof/>
-                <w:webHidden/>
-                <w:sz w:val="17"/>
-                <w:szCs w:val="17"/>
+                <w:noProof/>
+                <w:webHidden/>
+              </w:rPr>
+              <w:t>6</w:t>
+            </w:r>
+            <w:r>
+              <w:rPr>
+                <w:noProof/>
+                <w:webHidden/>
               </w:rPr>
               <w:fldChar w:fldCharType="end"/>
             </w:r>
@@ -2019,119 +1715,87 @@
               <w:tab w:val="right" w:leader="dot" w:pos="9350"/>
             </w:tabs>
             <w:rPr>
-              <w:b/>
-              <w:bCs/>
+              <w:rFonts w:asciiTheme="minorHAnsi" w:eastAsiaTheme="minorEastAsia" w:hAnsiTheme="minorHAnsi" w:cstheme="minorBidi"/>
               <w:noProof/>
-              <w:sz w:val="17"/>
-              <w:szCs w:val="17"/>
+              <w:kern w:val="2"/>
+              <w:sz w:val="24"/>
+              <w:szCs w:val="24"/>
+              <w:lang w:val="en-US"/>
+              <w14:ligatures w14:val="standardContextual"/>
             </w:rPr>
           </w:pPr>
-          <w:hyperlink w:anchor="_Toc237096252" w:history="1">
+          <w:hyperlink w:anchor="_Toc237249052" w:history="1">
             <w:r>
               <w:rPr>
                 <w:rStyle w:val="Hyperlink"/>
-                <w:b/>
-                <w:bCs/>
-                <w:noProof/>
-                <w:sz w:val="17"/>
-                <w:szCs w:val="17"/>
+                <w:noProof/>
               </w:rPr>
               <w:t>6.</w:t>
             </w:r>
             <w:r>
               <w:rPr>
-                <w:b/>
-                <w:bCs/>
-                <w:noProof/>
-                <w:sz w:val="17"/>
-                <w:szCs w:val="17"/>
+                <w:rFonts w:asciiTheme="minorHAnsi" w:eastAsiaTheme="minorEastAsia" w:hAnsiTheme="minorHAnsi" w:cstheme="minorBidi"/>
+                <w:noProof/>
+                <w:kern w:val="2"/>
+                <w:sz w:val="24"/>
+                <w:szCs w:val="24"/>
+                <w:lang w:val="en-US"/>
+                <w14:ligatures w14:val="standardContextual"/>
               </w:rPr>
               <w:tab/>
             </w:r>
             <w:r>
               <w:rPr>
                 <w:rStyle w:val="Hyperlink"/>
-                <w:b/>
-                <w:bCs/>
-                <w:noProof/>
-                <w:sz w:val="17"/>
-                <w:szCs w:val="17"/>
+                <w:noProof/>
               </w:rPr>
               <w:t>Study Objectives</w:t>
             </w:r>
             <w:r>
               <w:rPr>
-                <w:b/>
-                <w:bCs/>
-                <w:noProof/>
-                <w:webHidden/>
-                <w:sz w:val="17"/>
-                <w:szCs w:val="17"/>
+                <w:noProof/>
+                <w:webHidden/>
               </w:rPr>
               <w:tab/>
             </w:r>
             <w:r>
               <w:rPr>
-                <w:b/>
-                <w:bCs/>
-                <w:noProof/>
-                <w:webHidden/>
-                <w:sz w:val="17"/>
-                <w:szCs w:val="17"/>
+                <w:noProof/>
+                <w:webHidden/>
               </w:rPr>
               <w:fldChar w:fldCharType="begin"/>
             </w:r>
             <w:r>
               <w:rPr>
-                <w:b/>
-                <w:bCs/>
-                <w:noProof/>
-                <w:webHidden/>
-                <w:sz w:val="17"/>
-                <w:szCs w:val="17"/>
-              </w:rPr>
-              <w:instrText xml:space="preserve"> PAGEREF _Toc237096252 \h </w:instrText>
-            </w:r>
-            <w:r>
-              <w:rPr>
-                <w:b/>
-                <w:bCs/>
-                <w:noProof/>
-                <w:webHidden/>
-                <w:sz w:val="17"/>
-                <w:szCs w:val="17"/>
-              </w:rPr>
-            </w:r>
-            <w:r>
-              <w:rPr>
-                <w:b/>
-                <w:bCs/>
-                <w:noProof/>
-                <w:webHidden/>
-                <w:sz w:val="17"/>
-                <w:szCs w:val="17"/>
+                <w:noProof/>
+                <w:webHidden/>
+              </w:rPr>
+              <w:instrText xml:space="preserve"> PAGEREF _Toc237249052 \h </w:instrText>
+            </w:r>
+            <w:r>
+              <w:rPr>
+                <w:noProof/>
+                <w:webHidden/>
+              </w:rPr>
+            </w:r>
+            <w:r>
+              <w:rPr>
+                <w:noProof/>
+                <w:webHidden/>
               </w:rPr>
               <w:fldChar w:fldCharType="separate"/>
             </w:r>
             <w:r>
               <w:rPr>
-                <w:b/>
-                <w:bCs/>
-                <w:noProof/>
-                <w:webHidden/>
-                <w:sz w:val="17"/>
-                <w:szCs w:val="17"/>
-              </w:rPr>
-              <w:t>7</w:t>
-            </w:r>
-            <w:r>
-              <w:rPr>
-                <w:b/>
-                <w:bCs/>
-                <w:noProof/>
-                <w:webHidden/>
-                <w:sz w:val="17"/>
-                <w:szCs w:val="17"/>
+                <w:noProof/>
+                <w:webHidden/>
+              </w:rPr>
+              <w:t>6</w:t>
+            </w:r>
+            <w:r>
+              <w:rPr>
+                <w:noProof/>
+                <w:webHidden/>
               </w:rPr>
               <w:fldChar w:fldCharType="end"/>
             </w:r>
@@ -2145,119 +1809,87 @@
               <w:tab w:val="right" w:leader="dot" w:pos="9350"/>
             </w:tabs>
             <w:rPr>
-              <w:b/>
-              <w:bCs/>
+              <w:rFonts w:asciiTheme="minorHAnsi" w:eastAsiaTheme="minorEastAsia" w:hAnsiTheme="minorHAnsi" w:cstheme="minorBidi"/>
               <w:noProof/>
-              <w:sz w:val="17"/>
-              <w:szCs w:val="17"/>
+              <w:kern w:val="2"/>
+              <w:sz w:val="24"/>
+              <w:szCs w:val="24"/>
+              <w:lang w:val="en-US"/>
+              <w14:ligatures w14:val="standardContextual"/>
             </w:rPr>
           </w:pPr>
-          <w:hyperlink w:anchor="_Toc237096253" w:history="1">
+          <w:hyperlink w:anchor="_Toc237249053" w:history="1">
             <w:r>
               <w:rPr>
                 <w:rStyle w:val="Hyperlink"/>
-                <w:b/>
-                <w:bCs/>
-                <w:noProof/>
-                <w:sz w:val="17"/>
-                <w:szCs w:val="17"/>
+                <w:noProof/>
               </w:rPr>
               <w:t>7.</w:t>
             </w:r>
             <w:r>
               <w:rPr>
-                <w:b/>
-                <w:bCs/>
-                <w:noProof/>
-                <w:sz w:val="17"/>
-                <w:szCs w:val="17"/>
+                <w:rFonts w:asciiTheme="minorHAnsi" w:eastAsiaTheme="minorEastAsia" w:hAnsiTheme="minorHAnsi" w:cstheme="minorBidi"/>
+                <w:noProof/>
+                <w:kern w:val="2"/>
+                <w:sz w:val="24"/>
+                <w:szCs w:val="24"/>
+                <w:lang w:val="en-US"/>
+                <w14:ligatures w14:val="standardContextual"/>
               </w:rPr>
               <w:tab/>
             </w:r>
             <w:r>
               <w:rPr>
                 <w:rStyle w:val="Hyperlink"/>
-                <w:b/>
-                <w:bCs/>
-                <w:noProof/>
-                <w:sz w:val="17"/>
-                <w:szCs w:val="17"/>
+                <w:noProof/>
               </w:rPr>
               <w:t>Research methods</w:t>
             </w:r>
             <w:r>
               <w:rPr>
-                <w:b/>
-                <w:bCs/>
-                <w:noProof/>
-                <w:webHidden/>
-                <w:sz w:val="17"/>
-                <w:szCs w:val="17"/>
+                <w:noProof/>
+                <w:webHidden/>
               </w:rPr>
               <w:tab/>
             </w:r>
             <w:r>
               <w:rPr>
-                <w:b/>
-                <w:bCs/>
-                <w:noProof/>
-                <w:webHidden/>
-                <w:sz w:val="17"/>
-                <w:szCs w:val="17"/>
+                <w:noProof/>
+                <w:webHidden/>
               </w:rPr>
               <w:fldChar w:fldCharType="begin"/>
             </w:r>
             <w:r>
               <w:rPr>
-                <w:b/>
-                <w:bCs/>
-                <w:noProof/>
-                <w:webHidden/>
-                <w:sz w:val="17"/>
-                <w:szCs w:val="17"/>
-              </w:rPr>
-              <w:instrText xml:space="preserve"> PAGEREF _Toc237096253 \h </w:instrText>
-            </w:r>
-            <w:r>
-              <w:rPr>
-                <w:b/>
-                <w:bCs/>
-                <w:noProof/>
-                <w:webHidden/>
-                <w:sz w:val="17"/>
-                <w:szCs w:val="17"/>
-              </w:rPr>
-            </w:r>
-            <w:r>
-              <w:rPr>
-                <w:b/>
-                <w:bCs/>
-                <w:noProof/>
-                <w:webHidden/>
-                <w:sz w:val="17"/>
-                <w:szCs w:val="17"/>
+                <w:noProof/>
+                <w:webHidden/>
+              </w:rPr>
+              <w:instrText xml:space="preserve"> PAGEREF _Toc237249053 \h </w:instrText>
+            </w:r>
+            <w:r>
+              <w:rPr>
+                <w:noProof/>
+                <w:webHidden/>
+              </w:rPr>
+            </w:r>
+            <w:r>
+              <w:rPr>
+                <w:noProof/>
+                <w:webHidden/>
               </w:rPr>
               <w:fldChar w:fldCharType="separate"/>
             </w:r>
             <w:r>
               <w:rPr>
-                <w:b/>
-                <w:bCs/>
-                <w:noProof/>
-                <w:webHidden/>
-                <w:sz w:val="17"/>
-                <w:szCs w:val="17"/>
-              </w:rPr>
-              <w:t>8</w:t>
-            </w:r>
-            <w:r>
-              <w:rPr>
-                <w:b/>
-                <w:bCs/>
-                <w:noProof/>
-                <w:webHidden/>
-                <w:sz w:val="17"/>
-                <w:szCs w:val="17"/>
+                <w:noProof/>
+                <w:webHidden/>
+              </w:rPr>
+              <w:t>6</w:t>
+            </w:r>
+            <w:r>
+              <w:rPr>
+                <w:noProof/>
+                <w:webHidden/>
               </w:rPr>
               <w:fldChar w:fldCharType="end"/>
             </w:r>
@@ -2270,98 +1902,68 @@
               <w:tab w:val="right" w:leader="dot" w:pos="9350"/>
             </w:tabs>
             <w:rPr>
-              <w:b/>
-              <w:bCs/>
+              <w:rFonts w:asciiTheme="minorHAnsi" w:eastAsiaTheme="minorEastAsia" w:hAnsiTheme="minorHAnsi" w:cstheme="minorBidi"/>
               <w:noProof/>
-              <w:sz w:val="17"/>
-              <w:szCs w:val="17"/>
+              <w:kern w:val="2"/>
+              <w:sz w:val="24"/>
+              <w:szCs w:val="24"/>
+              <w:lang w:val="en-US"/>
+              <w14:ligatures w14:val="standardContextual"/>
             </w:rPr>
           </w:pPr>
-          <w:hyperlink w:anchor="_Toc237096254" w:history="1">
+          <w:hyperlink w:anchor="_Toc237249054" w:history="1">
             <w:r>
               <w:rPr>
                 <w:rStyle w:val="Hyperlink"/>
-                <w:b/>
-                <w:bCs/>
-                <w:noProof/>
-                <w:sz w:val="17"/>
-                <w:szCs w:val="17"/>
+                <w:noProof/>
               </w:rPr>
               <w:t>7.1. Existing data sources</w:t>
             </w:r>
             <w:r>
               <w:rPr>
-                <w:b/>
-                <w:bCs/>
-                <w:noProof/>
-                <w:webHidden/>
-                <w:sz w:val="17"/>
-                <w:szCs w:val="17"/>
+                <w:noProof/>
+                <w:webHidden/>
               </w:rPr>
               <w:tab/>
             </w:r>
             <w:r>
               <w:rPr>
-                <w:b/>
-                <w:bCs/>
-                <w:noProof/>
-                <w:webHidden/>
-                <w:sz w:val="17"/>
-                <w:szCs w:val="17"/>
+                <w:noProof/>
+                <w:webHidden/>
               </w:rPr>
               <w:fldChar w:fldCharType="begin"/>
             </w:r>
             <w:r>
               <w:rPr>
-                <w:b/>
-                <w:bCs/>
-                <w:noProof/>
-                <w:webHidden/>
-                <w:sz w:val="17"/>
-                <w:szCs w:val="17"/>
-              </w:rPr>
-              <w:instrText xml:space="preserve"> PAGEREF _Toc237096254 \h </w:instrText>
-            </w:r>
-            <w:r>
-              <w:rPr>
-                <w:b/>
-                <w:bCs/>
-                <w:noProof/>
-                <w:webHidden/>
-                <w:sz w:val="17"/>
-                <w:szCs w:val="17"/>
-              </w:rPr>
-            </w:r>
-            <w:r>
-              <w:rPr>
-                <w:b/>
-                <w:bCs/>
-                <w:noProof/>
-                <w:webHidden/>
-                <w:sz w:val="17"/>
-                <w:szCs w:val="17"/>
+                <w:noProof/>
+                <w:webHidden/>
+              </w:rPr>
+              <w:instrText xml:space="preserve"> PAGEREF _Toc237249054 \h </w:instrText>
+            </w:r>
+            <w:r>
+              <w:rPr>
+                <w:noProof/>
+                <w:webHidden/>
+              </w:rPr>
+            </w:r>
+            <w:r>
+              <w:rPr>
+                <w:noProof/>
+                <w:webHidden/>
               </w:rPr>
               <w:fldChar w:fldCharType="separate"/>
             </w:r>
             <w:r>
               <w:rPr>
-                <w:b/>
-                <w:bCs/>
-                <w:noProof/>
-                <w:webHidden/>
-                <w:sz w:val="17"/>
-                <w:szCs w:val="17"/>
-              </w:rPr>
-              <w:t>8</w:t>
-            </w:r>
-            <w:r>
-              <w:rPr>
-                <w:b/>
-                <w:bCs/>
-                <w:noProof/>
-                <w:webHidden/>
-                <w:sz w:val="17"/>
-                <w:szCs w:val="17"/>
+                <w:noProof/>
+                <w:webHidden/>
+              </w:rPr>
+              <w:t>6</w:t>
+            </w:r>
+            <w:r>
+              <w:rPr>
+                <w:noProof/>
+                <w:webHidden/>
               </w:rPr>
               <w:fldChar w:fldCharType="end"/>
             </w:r>
@@ -2374,98 +1976,68 @@
               <w:tab w:val="right" w:leader="dot" w:pos="9350"/>
             </w:tabs>
             <w:rPr>
-              <w:b/>
-              <w:bCs/>
+              <w:rFonts w:asciiTheme="minorHAnsi" w:eastAsiaTheme="minorEastAsia" w:hAnsiTheme="minorHAnsi" w:cstheme="minorBidi"/>
               <w:noProof/>
-              <w:sz w:val="17"/>
-              <w:szCs w:val="17"/>
+              <w:kern w:val="2"/>
+              <w:sz w:val="24"/>
+              <w:szCs w:val="24"/>
+              <w:lang w:val="en-US"/>
+              <w14:ligatures w14:val="standardContextual"/>
             </w:rPr>
           </w:pPr>
-          <w:hyperlink w:anchor="_Toc237096255" w:history="1">
+          <w:hyperlink w:anchor="_Toc237249055" w:history="1">
             <w:r>
               <w:rPr>
                 <w:rStyle w:val="Hyperlink"/>
-                <w:b/>
-                <w:bCs/>
-                <w:noProof/>
-                <w:sz w:val="17"/>
-                <w:szCs w:val="17"/>
+                <w:noProof/>
               </w:rPr>
               <w:t>7.2. Original data collection</w:t>
             </w:r>
             <w:r>
               <w:rPr>
-                <w:b/>
-                <w:bCs/>
-                <w:noProof/>
-                <w:webHidden/>
-                <w:sz w:val="17"/>
-                <w:szCs w:val="17"/>
+                <w:noProof/>
+                <w:webHidden/>
               </w:rPr>
               <w:tab/>
             </w:r>
             <w:r>
               <w:rPr>
-                <w:b/>
-                <w:bCs/>
-                <w:noProof/>
-                <w:webHidden/>
-                <w:sz w:val="17"/>
-                <w:szCs w:val="17"/>
+                <w:noProof/>
+                <w:webHidden/>
               </w:rPr>
               <w:fldChar w:fldCharType="begin"/>
             </w:r>
             <w:r>
               <w:rPr>
-                <w:b/>
-                <w:bCs/>
-                <w:noProof/>
-                <w:webHidden/>
-                <w:sz w:val="17"/>
-                <w:szCs w:val="17"/>
-              </w:rPr>
-              <w:instrText xml:space="preserve"> PAGEREF _Toc237096255 \h </w:instrText>
-            </w:r>
-            <w:r>
-              <w:rPr>
-                <w:b/>
-                <w:bCs/>
-                <w:noProof/>
-                <w:webHidden/>
-                <w:sz w:val="17"/>
-                <w:szCs w:val="17"/>
-              </w:rPr>
-            </w:r>
-            <w:r>
-              <w:rPr>
-                <w:b/>
-                <w:bCs/>
-                <w:noProof/>
-                <w:webHidden/>
-                <w:sz w:val="17"/>
-                <w:szCs w:val="17"/>
+                <w:noProof/>
+                <w:webHidden/>
+              </w:rPr>
+              <w:instrText xml:space="preserve"> PAGEREF _Toc237249055 \h </w:instrText>
+            </w:r>
+            <w:r>
+              <w:rPr>
+                <w:noProof/>
+                <w:webHidden/>
+              </w:rPr>
+            </w:r>
+            <w:r>
+              <w:rPr>
+                <w:noProof/>
+                <w:webHidden/>
               </w:rPr>
               <w:fldChar w:fldCharType="separate"/>
             </w:r>
             <w:r>
               <w:rPr>
-                <w:b/>
-                <w:bCs/>
-                <w:noProof/>
-                <w:webHidden/>
-                <w:sz w:val="17"/>
-                <w:szCs w:val="17"/>
-              </w:rPr>
-              <w:t>9</w:t>
-            </w:r>
-            <w:r>
-              <w:rPr>
-                <w:b/>
-                <w:bCs/>
-                <w:noProof/>
-                <w:webHidden/>
-                <w:sz w:val="17"/>
-                <w:szCs w:val="17"/>
+                <w:noProof/>
+                <w:webHidden/>
+              </w:rPr>
+              <w:t>7</w:t>
+            </w:r>
+            <w:r>
+              <w:rPr>
+                <w:noProof/>
+                <w:webHidden/>
               </w:rPr>
               <w:fldChar w:fldCharType="end"/>
             </w:r>
@@ -2478,98 +2050,68 @@
               <w:tab w:val="right" w:leader="dot" w:pos="9350"/>
             </w:tabs>
             <w:rPr>
-              <w:b/>
-              <w:bCs/>
+              <w:rFonts w:asciiTheme="minorHAnsi" w:eastAsiaTheme="minorEastAsia" w:hAnsiTheme="minorHAnsi" w:cstheme="minorBidi"/>
               <w:noProof/>
-              <w:sz w:val="17"/>
-              <w:szCs w:val="17"/>
+              <w:kern w:val="2"/>
+              <w:sz w:val="24"/>
+              <w:szCs w:val="24"/>
+              <w:lang w:val="en-US"/>
+              <w14:ligatures w14:val="standardContextual"/>
             </w:rPr>
           </w:pPr>
-          <w:hyperlink w:anchor="_Toc237096256" w:history="1">
+          <w:hyperlink w:anchor="_Toc237249056" w:history="1">
             <w:r>
               <w:rPr>
                 <w:rStyle w:val="Hyperlink"/>
-                <w:b/>
-                <w:bCs/>
-                <w:noProof/>
-                <w:sz w:val="17"/>
-                <w:szCs w:val="17"/>
+                <w:noProof/>
               </w:rPr>
               <w:t>7.3. Data cleaning and transformation</w:t>
             </w:r>
             <w:r>
               <w:rPr>
-                <w:b/>
-                <w:bCs/>
-                <w:noProof/>
-                <w:webHidden/>
-                <w:sz w:val="17"/>
-                <w:szCs w:val="17"/>
+                <w:noProof/>
+                <w:webHidden/>
               </w:rPr>
               <w:tab/>
             </w:r>
             <w:r>
               <w:rPr>
-                <w:b/>
-                <w:bCs/>
-                <w:noProof/>
-                <w:webHidden/>
-                <w:sz w:val="17"/>
-                <w:szCs w:val="17"/>
+                <w:noProof/>
+                <w:webHidden/>
               </w:rPr>
               <w:fldChar w:fldCharType="begin"/>
             </w:r>
             <w:r>
               <w:rPr>
-                <w:b/>
-                <w:bCs/>
-                <w:noProof/>
-                <w:webHidden/>
-                <w:sz w:val="17"/>
-                <w:szCs w:val="17"/>
-              </w:rPr>
-              <w:instrText xml:space="preserve"> PAGEREF _Toc237096256 \h </w:instrText>
-            </w:r>
-            <w:r>
-              <w:rPr>
-                <w:b/>
-                <w:bCs/>
-                <w:noProof/>
-                <w:webHidden/>
-                <w:sz w:val="17"/>
-                <w:szCs w:val="17"/>
-              </w:rPr>
-            </w:r>
-            <w:r>
-              <w:rPr>
-                <w:b/>
-                <w:bCs/>
-                <w:noProof/>
-                <w:webHidden/>
-                <w:sz w:val="17"/>
-                <w:szCs w:val="17"/>
+                <w:noProof/>
+                <w:webHidden/>
+              </w:rPr>
+              <w:instrText xml:space="preserve"> PAGEREF _Toc237249056 \h </w:instrText>
+            </w:r>
+            <w:r>
+              <w:rPr>
+                <w:noProof/>
+                <w:webHidden/>
+              </w:rPr>
+            </w:r>
+            <w:r>
+              <w:rPr>
+                <w:noProof/>
+                <w:webHidden/>
               </w:rPr>
               <w:fldChar w:fldCharType="separate"/>
             </w:r>
             <w:r>
               <w:rPr>
-                <w:b/>
-                <w:bCs/>
-                <w:noProof/>
-                <w:webHidden/>
-                <w:sz w:val="17"/>
-                <w:szCs w:val="17"/>
-              </w:rPr>
-              <w:t>9</w:t>
-            </w:r>
-            <w:r>
-              <w:rPr>
-                <w:b/>
-                <w:bCs/>
-                <w:noProof/>
-                <w:webHidden/>
-                <w:sz w:val="17"/>
-                <w:szCs w:val="17"/>
+                <w:noProof/>
+                <w:webHidden/>
+              </w:rPr>
+              <w:t>7</w:t>
+            </w:r>
+            <w:r>
+              <w:rPr>
+                <w:noProof/>
+                <w:webHidden/>
               </w:rPr>
               <w:fldChar w:fldCharType="end"/>
             </w:r>
@@ -2582,98 +2124,68 @@
               <w:tab w:val="right" w:leader="dot" w:pos="9350"/>
             </w:tabs>
             <w:rPr>
-              <w:b/>
-              <w:bCs/>
+              <w:rFonts w:asciiTheme="minorHAnsi" w:eastAsiaTheme="minorEastAsia" w:hAnsiTheme="minorHAnsi" w:cstheme="minorBidi"/>
               <w:noProof/>
-              <w:sz w:val="17"/>
-              <w:szCs w:val="17"/>
+              <w:kern w:val="2"/>
+              <w:sz w:val="24"/>
+              <w:szCs w:val="24"/>
+              <w:lang w:val="en-US"/>
+              <w14:ligatures w14:val="standardContextual"/>
             </w:rPr>
           </w:pPr>
-          <w:hyperlink w:anchor="_Toc237096257" w:history="1">
+          <w:hyperlink w:anchor="_Toc237249057" w:history="1">
             <w:r>
               <w:rPr>
                 <w:rStyle w:val="Hyperlink"/>
-                <w:b/>
-                <w:bCs/>
-                <w:noProof/>
-                <w:sz w:val="17"/>
-                <w:szCs w:val="17"/>
-              </w:rPr>
-              <w:t>7.4. Model development: study design and setting</w:t>
-            </w:r>
-            <w:r>
-              <w:rPr>
-                <w:b/>
-                <w:bCs/>
-                <w:noProof/>
-                <w:webHidden/>
-                <w:sz w:val="17"/>
-                <w:szCs w:val="17"/>
+                <w:noProof/>
+              </w:rPr>
+              <w:t>7.4. Model development: Study design and setting</w:t>
+            </w:r>
+            <w:r>
+              <w:rPr>
+                <w:noProof/>
+                <w:webHidden/>
               </w:rPr>
               <w:tab/>
             </w:r>
             <w:r>
               <w:rPr>
-                <w:b/>
-                <w:bCs/>
-                <w:noProof/>
-                <w:webHidden/>
-                <w:sz w:val="17"/>
-                <w:szCs w:val="17"/>
+                <w:noProof/>
+                <w:webHidden/>
               </w:rPr>
               <w:fldChar w:fldCharType="begin"/>
             </w:r>
             <w:r>
               <w:rPr>
-                <w:b/>
-                <w:bCs/>
-                <w:noProof/>
-                <w:webHidden/>
-                <w:sz w:val="17"/>
-                <w:szCs w:val="17"/>
-              </w:rPr>
-              <w:instrText xml:space="preserve"> PAGEREF _Toc237096257 \h </w:instrText>
-            </w:r>
-            <w:r>
-              <w:rPr>
-                <w:b/>
-                <w:bCs/>
-                <w:noProof/>
-                <w:webHidden/>
-                <w:sz w:val="17"/>
-                <w:szCs w:val="17"/>
-              </w:rPr>
-            </w:r>
-            <w:r>
-              <w:rPr>
-                <w:b/>
-                <w:bCs/>
-                <w:noProof/>
-                <w:webHidden/>
-                <w:sz w:val="17"/>
-                <w:szCs w:val="17"/>
+                <w:noProof/>
+                <w:webHidden/>
+              </w:rPr>
+              <w:instrText xml:space="preserve"> PAGEREF _Toc237249057 \h </w:instrText>
+            </w:r>
+            <w:r>
+              <w:rPr>
+                <w:noProof/>
+                <w:webHidden/>
+              </w:rPr>
+            </w:r>
+            <w:r>
+              <w:rPr>
+                <w:noProof/>
+                <w:webHidden/>
               </w:rPr>
               <w:fldChar w:fldCharType="separate"/>
             </w:r>
             <w:r>
               <w:rPr>
-                <w:b/>
-                <w:bCs/>
-                <w:noProof/>
-                <w:webHidden/>
-                <w:sz w:val="17"/>
-                <w:szCs w:val="17"/>
-              </w:rPr>
-              <w:t>10</w:t>
-            </w:r>
-            <w:r>
-              <w:rPr>
-                <w:b/>
-                <w:bCs/>
-                <w:noProof/>
-                <w:webHidden/>
-                <w:sz w:val="17"/>
-                <w:szCs w:val="17"/>
+                <w:noProof/>
+                <w:webHidden/>
+              </w:rPr>
+              <w:t>7</w:t>
+            </w:r>
+            <w:r>
+              <w:rPr>
+                <w:noProof/>
+                <w:webHidden/>
               </w:rPr>
               <w:fldChar w:fldCharType="end"/>
             </w:r>
@@ -2686,98 +2198,68 @@
               <w:tab w:val="right" w:leader="dot" w:pos="9350"/>
             </w:tabs>
             <w:rPr>
-              <w:b/>
-              <w:bCs/>
+              <w:rFonts w:asciiTheme="minorHAnsi" w:eastAsiaTheme="minorEastAsia" w:hAnsiTheme="minorHAnsi" w:cstheme="minorBidi"/>
               <w:noProof/>
-              <w:sz w:val="17"/>
-              <w:szCs w:val="17"/>
+              <w:kern w:val="2"/>
+              <w:sz w:val="24"/>
+              <w:szCs w:val="24"/>
+              <w:lang w:val="en-US"/>
+              <w14:ligatures w14:val="standardContextual"/>
             </w:rPr>
           </w:pPr>
-          <w:hyperlink w:anchor="_Toc237096258" w:history="1">
+          <w:hyperlink w:anchor="_Toc237249058" w:history="1">
             <w:r>
               <w:rPr>
                 <w:rStyle w:val="Hyperlink"/>
-                <w:b/>
-                <w:bCs/>
-                <w:noProof/>
-                <w:sz w:val="17"/>
-                <w:szCs w:val="17"/>
+                <w:noProof/>
               </w:rPr>
               <w:t>7.5. Model development: Training task and outcome label</w:t>
             </w:r>
             <w:r>
               <w:rPr>
-                <w:b/>
-                <w:bCs/>
-                <w:noProof/>
-                <w:webHidden/>
-                <w:sz w:val="17"/>
-                <w:szCs w:val="17"/>
+                <w:noProof/>
+                <w:webHidden/>
               </w:rPr>
               <w:tab/>
             </w:r>
             <w:r>
               <w:rPr>
-                <w:b/>
-                <w:bCs/>
-                <w:noProof/>
-                <w:webHidden/>
-                <w:sz w:val="17"/>
-                <w:szCs w:val="17"/>
+                <w:noProof/>
+                <w:webHidden/>
               </w:rPr>
               <w:fldChar w:fldCharType="begin"/>
             </w:r>
             <w:r>
               <w:rPr>
-                <w:b/>
-                <w:bCs/>
-                <w:noProof/>
-                <w:webHidden/>
-                <w:sz w:val="17"/>
-                <w:szCs w:val="17"/>
-              </w:rPr>
-              <w:instrText xml:space="preserve"> PAGEREF _Toc237096258 \h </w:instrText>
-            </w:r>
-            <w:r>
-              <w:rPr>
-                <w:b/>
-                <w:bCs/>
-                <w:noProof/>
-                <w:webHidden/>
-                <w:sz w:val="17"/>
-                <w:szCs w:val="17"/>
-              </w:rPr>
-            </w:r>
-            <w:r>
-              <w:rPr>
-                <w:b/>
-                <w:bCs/>
-                <w:noProof/>
-                <w:webHidden/>
-                <w:sz w:val="17"/>
-                <w:szCs w:val="17"/>
+                <w:noProof/>
+                <w:webHidden/>
+              </w:rPr>
+              <w:instrText xml:space="preserve"> PAGEREF _Toc237249058 \h </w:instrText>
+            </w:r>
+            <w:r>
+              <w:rPr>
+                <w:noProof/>
+                <w:webHidden/>
+              </w:rPr>
+            </w:r>
+            <w:r>
+              <w:rPr>
+                <w:noProof/>
+                <w:webHidden/>
               </w:rPr>
               <w:fldChar w:fldCharType="separate"/>
             </w:r>
             <w:r>
               <w:rPr>
-                <w:b/>
-                <w:bCs/>
-                <w:noProof/>
-                <w:webHidden/>
-                <w:sz w:val="17"/>
-                <w:szCs w:val="17"/>
-              </w:rPr>
-              <w:t>11</w:t>
-            </w:r>
-            <w:r>
-              <w:rPr>
-                <w:b/>
-                <w:bCs/>
-                <w:noProof/>
-                <w:webHidden/>
-                <w:sz w:val="17"/>
-                <w:szCs w:val="17"/>
+                <w:noProof/>
+                <w:webHidden/>
+              </w:rPr>
+              <w:t>8</w:t>
+            </w:r>
+            <w:r>
+              <w:rPr>
+                <w:noProof/>
+                <w:webHidden/>
               </w:rPr>
               <w:fldChar w:fldCharType="end"/>
             </w:r>
@@ -2790,98 +2272,68 @@
               <w:tab w:val="right" w:leader="dot" w:pos="9350"/>
             </w:tabs>
             <w:rPr>
-              <w:b/>
-              <w:bCs/>
+              <w:rFonts w:asciiTheme="minorHAnsi" w:eastAsiaTheme="minorEastAsia" w:hAnsiTheme="minorHAnsi" w:cstheme="minorBidi"/>
               <w:noProof/>
-              <w:sz w:val="17"/>
-              <w:szCs w:val="17"/>
+              <w:kern w:val="2"/>
+              <w:sz w:val="24"/>
+              <w:szCs w:val="24"/>
+              <w:lang w:val="en-US"/>
+              <w14:ligatures w14:val="standardContextual"/>
             </w:rPr>
           </w:pPr>
-          <w:hyperlink w:anchor="_Toc237096259" w:history="1">
+          <w:hyperlink w:anchor="_Toc237249059" w:history="1">
             <w:r>
               <w:rPr>
                 <w:rStyle w:val="Hyperlink"/>
-                <w:b/>
-                <w:bCs/>
-                <w:noProof/>
-                <w:sz w:val="17"/>
-                <w:szCs w:val="17"/>
+                <w:noProof/>
               </w:rPr>
               <w:t>7.6. Model development: Features</w:t>
             </w:r>
             <w:r>
               <w:rPr>
-                <w:b/>
-                <w:bCs/>
-                <w:noProof/>
-                <w:webHidden/>
-                <w:sz w:val="17"/>
-                <w:szCs w:val="17"/>
+                <w:noProof/>
+                <w:webHidden/>
               </w:rPr>
               <w:tab/>
             </w:r>
             <w:r>
               <w:rPr>
-                <w:b/>
-                <w:bCs/>
-                <w:noProof/>
-                <w:webHidden/>
-                <w:sz w:val="17"/>
-                <w:szCs w:val="17"/>
+                <w:noProof/>
+                <w:webHidden/>
               </w:rPr>
               <w:fldChar w:fldCharType="begin"/>
             </w:r>
             <w:r>
               <w:rPr>
-                <w:b/>
-                <w:bCs/>
-                <w:noProof/>
-                <w:webHidden/>
-                <w:sz w:val="17"/>
-                <w:szCs w:val="17"/>
-              </w:rPr>
-              <w:instrText xml:space="preserve"> PAGEREF _Toc237096259 \h </w:instrText>
-            </w:r>
-            <w:r>
-              <w:rPr>
-                <w:b/>
-                <w:bCs/>
-                <w:noProof/>
-                <w:webHidden/>
-                <w:sz w:val="17"/>
-                <w:szCs w:val="17"/>
-              </w:rPr>
-            </w:r>
-            <w:r>
-              <w:rPr>
-                <w:b/>
-                <w:bCs/>
-                <w:noProof/>
-                <w:webHidden/>
-                <w:sz w:val="17"/>
-                <w:szCs w:val="17"/>
+                <w:noProof/>
+                <w:webHidden/>
+              </w:rPr>
+              <w:instrText xml:space="preserve"> PAGEREF _Toc237249059 \h </w:instrText>
+            </w:r>
+            <w:r>
+              <w:rPr>
+                <w:noProof/>
+                <w:webHidden/>
+              </w:rPr>
+            </w:r>
+            <w:r>
+              <w:rPr>
+                <w:noProof/>
+                <w:webHidden/>
               </w:rPr>
               <w:fldChar w:fldCharType="separate"/>
             </w:r>
             <w:r>
               <w:rPr>
-                <w:b/>
-                <w:bCs/>
-                <w:noProof/>
-                <w:webHidden/>
-                <w:sz w:val="17"/>
-                <w:szCs w:val="17"/>
-              </w:rPr>
-              <w:t>11</w:t>
-            </w:r>
-            <w:r>
-              <w:rPr>
-                <w:b/>
-                <w:bCs/>
-                <w:noProof/>
-                <w:webHidden/>
-                <w:sz w:val="17"/>
-                <w:szCs w:val="17"/>
+                <w:noProof/>
+                <w:webHidden/>
+              </w:rPr>
+              <w:t>8</w:t>
+            </w:r>
+            <w:r>
+              <w:rPr>
+                <w:noProof/>
+                <w:webHidden/>
               </w:rPr>
               <w:fldChar w:fldCharType="end"/>
             </w:r>
@@ -2894,98 +2346,68 @@
               <w:tab w:val="right" w:leader="dot" w:pos="9350"/>
             </w:tabs>
             <w:rPr>
-              <w:b/>
-              <w:bCs/>
+              <w:rFonts w:asciiTheme="minorHAnsi" w:eastAsiaTheme="minorEastAsia" w:hAnsiTheme="minorHAnsi" w:cstheme="minorBidi"/>
               <w:noProof/>
-              <w:sz w:val="17"/>
-              <w:szCs w:val="17"/>
+              <w:kern w:val="2"/>
+              <w:sz w:val="24"/>
+              <w:szCs w:val="24"/>
+              <w:lang w:val="en-US"/>
+              <w14:ligatures w14:val="standardContextual"/>
             </w:rPr>
           </w:pPr>
-          <w:hyperlink w:anchor="_Toc237096260" w:history="1">
+          <w:hyperlink w:anchor="_Toc237249060" w:history="1">
             <w:r>
               <w:rPr>
                 <w:rStyle w:val="Hyperlink"/>
-                <w:b/>
-                <w:bCs/>
-                <w:noProof/>
-                <w:sz w:val="17"/>
-                <w:szCs w:val="17"/>
-              </w:rPr>
-              <w:t>7.7. Model development: training and fine-tuning</w:t>
-            </w:r>
-            <w:r>
-              <w:rPr>
-                <w:b/>
-                <w:bCs/>
-                <w:noProof/>
-                <w:webHidden/>
-                <w:sz w:val="17"/>
-                <w:szCs w:val="17"/>
+                <w:noProof/>
+              </w:rPr>
+              <w:t>7.7. Model development: Training and fine-tuning</w:t>
+            </w:r>
+            <w:r>
+              <w:rPr>
+                <w:noProof/>
+                <w:webHidden/>
               </w:rPr>
               <w:tab/>
             </w:r>
             <w:r>
               <w:rPr>
-                <w:b/>
-                <w:bCs/>
-                <w:noProof/>
-                <w:webHidden/>
-                <w:sz w:val="17"/>
-                <w:szCs w:val="17"/>
+                <w:noProof/>
+                <w:webHidden/>
               </w:rPr>
               <w:fldChar w:fldCharType="begin"/>
             </w:r>
             <w:r>
               <w:rPr>
-                <w:b/>
-                <w:bCs/>
-                <w:noProof/>
-                <w:webHidden/>
-                <w:sz w:val="17"/>
-                <w:szCs w:val="17"/>
-              </w:rPr>
-              <w:instrText xml:space="preserve"> PAGEREF _Toc237096260 \h </w:instrText>
-            </w:r>
-            <w:r>
-              <w:rPr>
-                <w:b/>
-                <w:bCs/>
-                <w:noProof/>
-                <w:webHidden/>
-                <w:sz w:val="17"/>
-                <w:szCs w:val="17"/>
-              </w:rPr>
-            </w:r>
-            <w:r>
-              <w:rPr>
-                <w:b/>
-                <w:bCs/>
-                <w:noProof/>
-                <w:webHidden/>
-                <w:sz w:val="17"/>
-                <w:szCs w:val="17"/>
+                <w:noProof/>
+                <w:webHidden/>
+              </w:rPr>
+              <w:instrText xml:space="preserve"> PAGEREF _Toc237249060 \h </w:instrText>
+            </w:r>
+            <w:r>
+              <w:rPr>
+                <w:noProof/>
+                <w:webHidden/>
+              </w:rPr>
+            </w:r>
+            <w:r>
+              <w:rPr>
+                <w:noProof/>
+                <w:webHidden/>
               </w:rPr>
               <w:fldChar w:fldCharType="separate"/>
             </w:r>
             <w:r>
               <w:rPr>
-                <w:b/>
-                <w:bCs/>
-                <w:noProof/>
-                <w:webHidden/>
-                <w:sz w:val="17"/>
-                <w:szCs w:val="17"/>
-              </w:rPr>
-              <w:t>12</w:t>
-            </w:r>
-            <w:r>
-              <w:rPr>
-                <w:b/>
-                <w:bCs/>
-                <w:noProof/>
-                <w:webHidden/>
-                <w:sz w:val="17"/>
-                <w:szCs w:val="17"/>
+                <w:noProof/>
+                <w:webHidden/>
+              </w:rPr>
+              <w:t>9</w:t>
+            </w:r>
+            <w:r>
+              <w:rPr>
+                <w:noProof/>
+                <w:webHidden/>
               </w:rPr>
               <w:fldChar w:fldCharType="end"/>
             </w:r>
@@ -2998,98 +2420,68 @@
               <w:tab w:val="right" w:leader="dot" w:pos="9350"/>
             </w:tabs>
             <w:rPr>
-              <w:b/>
-              <w:bCs/>
+              <w:rFonts w:asciiTheme="minorHAnsi" w:eastAsiaTheme="minorEastAsia" w:hAnsiTheme="minorHAnsi" w:cstheme="minorBidi"/>
               <w:noProof/>
-              <w:sz w:val="17"/>
-              <w:szCs w:val="17"/>
+              <w:kern w:val="2"/>
+              <w:sz w:val="24"/>
+              <w:szCs w:val="24"/>
+              <w:lang w:val="en-US"/>
+              <w14:ligatures w14:val="standardContextual"/>
             </w:rPr>
           </w:pPr>
-          <w:hyperlink w:anchor="_Toc237096261" w:history="1">
+          <w:hyperlink w:anchor="_Toc237249061" w:history="1">
             <w:r>
               <w:rPr>
                 <w:rStyle w:val="Hyperlink"/>
-                <w:b/>
-                <w:bCs/>
-                <w:noProof/>
-                <w:sz w:val="17"/>
-                <w:szCs w:val="17"/>
+                <w:noProof/>
               </w:rPr>
               <w:t>7.8. Evaluation: study design and setting</w:t>
             </w:r>
             <w:r>
               <w:rPr>
-                <w:b/>
-                <w:bCs/>
-                <w:noProof/>
-                <w:webHidden/>
-                <w:sz w:val="17"/>
-                <w:szCs w:val="17"/>
+                <w:noProof/>
+                <w:webHidden/>
               </w:rPr>
               <w:tab/>
             </w:r>
             <w:r>
               <w:rPr>
-                <w:b/>
-                <w:bCs/>
-                <w:noProof/>
-                <w:webHidden/>
-                <w:sz w:val="17"/>
-                <w:szCs w:val="17"/>
+                <w:noProof/>
+                <w:webHidden/>
               </w:rPr>
               <w:fldChar w:fldCharType="begin"/>
             </w:r>
             <w:r>
               <w:rPr>
-                <w:b/>
-                <w:bCs/>
-                <w:noProof/>
-                <w:webHidden/>
-                <w:sz w:val="17"/>
-                <w:szCs w:val="17"/>
-              </w:rPr>
-              <w:instrText xml:space="preserve"> PAGEREF _Toc237096261 \h </w:instrText>
-            </w:r>
-            <w:r>
-              <w:rPr>
-                <w:b/>
-                <w:bCs/>
-                <w:noProof/>
-                <w:webHidden/>
-                <w:sz w:val="17"/>
-                <w:szCs w:val="17"/>
-              </w:rPr>
-            </w:r>
-            <w:r>
-              <w:rPr>
-                <w:b/>
-                <w:bCs/>
-                <w:noProof/>
-                <w:webHidden/>
-                <w:sz w:val="17"/>
-                <w:szCs w:val="17"/>
+                <w:noProof/>
+                <w:webHidden/>
+              </w:rPr>
+              <w:instrText xml:space="preserve"> PAGEREF _Toc237249061 \h </w:instrText>
+            </w:r>
+            <w:r>
+              <w:rPr>
+                <w:noProof/>
+                <w:webHidden/>
+              </w:rPr>
+            </w:r>
+            <w:r>
+              <w:rPr>
+                <w:noProof/>
+                <w:webHidden/>
               </w:rPr>
               <w:fldChar w:fldCharType="separate"/>
             </w:r>
             <w:r>
               <w:rPr>
-                <w:b/>
-                <w:bCs/>
-                <w:noProof/>
-                <w:webHidden/>
-                <w:sz w:val="17"/>
-                <w:szCs w:val="17"/>
-              </w:rPr>
-              <w:t>12</w:t>
-            </w:r>
-            <w:r>
-              <w:rPr>
-                <w:b/>
-                <w:bCs/>
-                <w:noProof/>
-                <w:webHidden/>
-                <w:sz w:val="17"/>
-                <w:szCs w:val="17"/>
+                <w:noProof/>
+                <w:webHidden/>
+              </w:rPr>
+              <w:t>9</w:t>
+            </w:r>
+            <w:r>
+              <w:rPr>
+                <w:noProof/>
+                <w:webHidden/>
               </w:rPr>
               <w:fldChar w:fldCharType="end"/>
             </w:r>
@@ -3102,98 +2494,68 @@
               <w:tab w:val="right" w:leader="dot" w:pos="9350"/>
             </w:tabs>
             <w:rPr>
-              <w:b/>
-              <w:bCs/>
+              <w:rFonts w:asciiTheme="minorHAnsi" w:eastAsiaTheme="minorEastAsia" w:hAnsiTheme="minorHAnsi" w:cstheme="minorBidi"/>
               <w:noProof/>
-              <w:sz w:val="17"/>
-              <w:szCs w:val="17"/>
+              <w:kern w:val="2"/>
+              <w:sz w:val="24"/>
+              <w:szCs w:val="24"/>
+              <w:lang w:val="en-US"/>
+              <w14:ligatures w14:val="standardContextual"/>
             </w:rPr>
           </w:pPr>
-          <w:hyperlink w:anchor="_Toc237096262" w:history="1">
+          <w:hyperlink w:anchor="_Toc237249062" w:history="1">
             <w:r>
               <w:rPr>
                 <w:rStyle w:val="Hyperlink"/>
-                <w:b/>
-                <w:bCs/>
-                <w:noProof/>
-                <w:sz w:val="17"/>
-                <w:szCs w:val="17"/>
+                <w:noProof/>
               </w:rPr>
               <w:t>7.9. Evaluation: metrics</w:t>
             </w:r>
             <w:r>
               <w:rPr>
-                <w:b/>
-                <w:bCs/>
-                <w:noProof/>
-                <w:webHidden/>
-                <w:sz w:val="17"/>
-                <w:szCs w:val="17"/>
+                <w:noProof/>
+                <w:webHidden/>
               </w:rPr>
               <w:tab/>
             </w:r>
             <w:r>
               <w:rPr>
-                <w:b/>
-                <w:bCs/>
-                <w:noProof/>
-                <w:webHidden/>
-                <w:sz w:val="17"/>
-                <w:szCs w:val="17"/>
+                <w:noProof/>
+                <w:webHidden/>
               </w:rPr>
               <w:fldChar w:fldCharType="begin"/>
             </w:r>
             <w:r>
               <w:rPr>
-                <w:b/>
-                <w:bCs/>
-                <w:noProof/>
-                <w:webHidden/>
-                <w:sz w:val="17"/>
-                <w:szCs w:val="17"/>
-              </w:rPr>
-              <w:instrText xml:space="preserve"> PAGEREF _Toc237096262 \h </w:instrText>
-            </w:r>
-            <w:r>
-              <w:rPr>
-                <w:b/>
-                <w:bCs/>
-                <w:noProof/>
-                <w:webHidden/>
-                <w:sz w:val="17"/>
-                <w:szCs w:val="17"/>
-              </w:rPr>
-            </w:r>
-            <w:r>
-              <w:rPr>
-                <w:b/>
-                <w:bCs/>
-                <w:noProof/>
-                <w:webHidden/>
-                <w:sz w:val="17"/>
-                <w:szCs w:val="17"/>
+                <w:noProof/>
+                <w:webHidden/>
+              </w:rPr>
+              <w:instrText xml:space="preserve"> PAGEREF _Toc237249062 \h </w:instrText>
+            </w:r>
+            <w:r>
+              <w:rPr>
+                <w:noProof/>
+                <w:webHidden/>
+              </w:rPr>
+            </w:r>
+            <w:r>
+              <w:rPr>
+                <w:noProof/>
+                <w:webHidden/>
               </w:rPr>
               <w:fldChar w:fldCharType="separate"/>
             </w:r>
             <w:r>
               <w:rPr>
-                <w:b/>
-                <w:bCs/>
-                <w:noProof/>
-                <w:webHidden/>
-                <w:sz w:val="17"/>
-                <w:szCs w:val="17"/>
-              </w:rPr>
-              <w:t>13</w:t>
-            </w:r>
-            <w:r>
-              <w:rPr>
-                <w:b/>
-                <w:bCs/>
-                <w:noProof/>
-                <w:webHidden/>
-                <w:sz w:val="17"/>
-                <w:szCs w:val="17"/>
+                <w:noProof/>
+                <w:webHidden/>
+              </w:rPr>
+              <w:t>9</w:t>
+            </w:r>
+            <w:r>
+              <w:rPr>
+                <w:noProof/>
+                <w:webHidden/>
               </w:rPr>
               <w:fldChar w:fldCharType="end"/>
             </w:r>
@@ -3206,98 +2568,68 @@
               <w:tab w:val="right" w:leader="dot" w:pos="9350"/>
             </w:tabs>
             <w:rPr>
-              <w:b/>
-              <w:bCs/>
+              <w:rFonts w:asciiTheme="minorHAnsi" w:eastAsiaTheme="minorEastAsia" w:hAnsiTheme="minorHAnsi" w:cstheme="minorBidi"/>
               <w:noProof/>
-              <w:sz w:val="17"/>
-              <w:szCs w:val="17"/>
+              <w:kern w:val="2"/>
+              <w:sz w:val="24"/>
+              <w:szCs w:val="24"/>
+              <w:lang w:val="en-US"/>
+              <w14:ligatures w14:val="standardContextual"/>
             </w:rPr>
           </w:pPr>
-          <w:hyperlink w:anchor="_Toc237096263" w:history="1">
+          <w:hyperlink w:anchor="_Toc237249063" w:history="1">
             <w:r>
               <w:rPr>
                 <w:rStyle w:val="Hyperlink"/>
-                <w:b/>
-                <w:bCs/>
-                <w:noProof/>
-                <w:sz w:val="17"/>
-                <w:szCs w:val="17"/>
+                <w:noProof/>
               </w:rPr>
               <w:t>7.10. Evaluation: analyses</w:t>
             </w:r>
             <w:r>
               <w:rPr>
-                <w:b/>
-                <w:bCs/>
-                <w:noProof/>
-                <w:webHidden/>
-                <w:sz w:val="17"/>
-                <w:szCs w:val="17"/>
+                <w:noProof/>
+                <w:webHidden/>
               </w:rPr>
               <w:tab/>
             </w:r>
             <w:r>
               <w:rPr>
-                <w:b/>
-                <w:bCs/>
-                <w:noProof/>
-                <w:webHidden/>
-                <w:sz w:val="17"/>
-                <w:szCs w:val="17"/>
+                <w:noProof/>
+                <w:webHidden/>
               </w:rPr>
               <w:fldChar w:fldCharType="begin"/>
             </w:r>
             <w:r>
               <w:rPr>
-                <w:b/>
-                <w:bCs/>
-                <w:noProof/>
-                <w:webHidden/>
-                <w:sz w:val="17"/>
-                <w:szCs w:val="17"/>
-              </w:rPr>
-              <w:instrText xml:space="preserve"> PAGEREF _Toc237096263 \h </w:instrText>
-            </w:r>
-            <w:r>
-              <w:rPr>
-                <w:b/>
-                <w:bCs/>
-                <w:noProof/>
-                <w:webHidden/>
-                <w:sz w:val="17"/>
-                <w:szCs w:val="17"/>
-              </w:rPr>
-            </w:r>
-            <w:r>
-              <w:rPr>
-                <w:b/>
-                <w:bCs/>
-                <w:noProof/>
-                <w:webHidden/>
-                <w:sz w:val="17"/>
-                <w:szCs w:val="17"/>
+                <w:noProof/>
+                <w:webHidden/>
+              </w:rPr>
+              <w:instrText xml:space="preserve"> PAGEREF _Toc237249063 \h </w:instrText>
+            </w:r>
+            <w:r>
+              <w:rPr>
+                <w:noProof/>
+                <w:webHidden/>
+              </w:rPr>
+            </w:r>
+            <w:r>
+              <w:rPr>
+                <w:noProof/>
+                <w:webHidden/>
               </w:rPr>
               <w:fldChar w:fldCharType="separate"/>
             </w:r>
             <w:r>
               <w:rPr>
-                <w:b/>
-                <w:bCs/>
-                <w:noProof/>
-                <w:webHidden/>
-                <w:sz w:val="17"/>
-                <w:szCs w:val="17"/>
-              </w:rPr>
-              <w:t>13</w:t>
-            </w:r>
-            <w:r>
-              <w:rPr>
-                <w:b/>
-                <w:bCs/>
-                <w:noProof/>
-                <w:webHidden/>
-                <w:sz w:val="17"/>
-                <w:szCs w:val="17"/>
+                <w:noProof/>
+                <w:webHidden/>
+              </w:rPr>
+              <w:t>10</w:t>
+            </w:r>
+            <w:r>
+              <w:rPr>
+                <w:noProof/>
+                <w:webHidden/>
               </w:rPr>
               <w:fldChar w:fldCharType="end"/>
             </w:r>
@@ -3310,98 +2642,68 @@
               <w:tab w:val="right" w:leader="dot" w:pos="9350"/>
             </w:tabs>
             <w:rPr>
-              <w:b/>
-              <w:bCs/>
+              <w:rFonts w:asciiTheme="minorHAnsi" w:eastAsiaTheme="minorEastAsia" w:hAnsiTheme="minorHAnsi" w:cstheme="minorBidi"/>
               <w:noProof/>
-              <w:sz w:val="17"/>
-              <w:szCs w:val="17"/>
+              <w:kern w:val="2"/>
+              <w:sz w:val="24"/>
+              <w:szCs w:val="24"/>
+              <w:lang w:val="en-US"/>
+              <w14:ligatures w14:val="standardContextual"/>
             </w:rPr>
           </w:pPr>
-          <w:hyperlink w:anchor="_Toc237096264" w:history="1">
+          <w:hyperlink w:anchor="_Toc237249064" w:history="1">
             <w:r>
               <w:rPr>
                 <w:rStyle w:val="Hyperlink"/>
-                <w:b/>
-                <w:bCs/>
-                <w:noProof/>
-                <w:sz w:val="17"/>
-                <w:szCs w:val="17"/>
-              </w:rPr>
-              <w:t>7.11. Sample size calculations</w:t>
-            </w:r>
-            <w:r>
-              <w:rPr>
-                <w:b/>
-                <w:bCs/>
-                <w:noProof/>
-                <w:webHidden/>
-                <w:sz w:val="17"/>
-                <w:szCs w:val="17"/>
+                <w:noProof/>
+              </w:rPr>
+              <w:t>7.11. Sample size rationale and calculations</w:t>
+            </w:r>
+            <w:r>
+              <w:rPr>
+                <w:noProof/>
+                <w:webHidden/>
               </w:rPr>
               <w:tab/>
             </w:r>
             <w:r>
               <w:rPr>
-                <w:b/>
-                <w:bCs/>
-                <w:noProof/>
-                <w:webHidden/>
-                <w:sz w:val="17"/>
-                <w:szCs w:val="17"/>
+                <w:noProof/>
+                <w:webHidden/>
               </w:rPr>
               <w:fldChar w:fldCharType="begin"/>
             </w:r>
             <w:r>
               <w:rPr>
-                <w:b/>
-                <w:bCs/>
-                <w:noProof/>
-                <w:webHidden/>
-                <w:sz w:val="17"/>
-                <w:szCs w:val="17"/>
-              </w:rPr>
-              <w:instrText xml:space="preserve"> PAGEREF _Toc237096264 \h </w:instrText>
-            </w:r>
-            <w:r>
-              <w:rPr>
-                <w:b/>
-                <w:bCs/>
-                <w:noProof/>
-                <w:webHidden/>
-                <w:sz w:val="17"/>
-                <w:szCs w:val="17"/>
-              </w:rPr>
-            </w:r>
-            <w:r>
-              <w:rPr>
-                <w:b/>
-                <w:bCs/>
-                <w:noProof/>
-                <w:webHidden/>
-                <w:sz w:val="17"/>
-                <w:szCs w:val="17"/>
+                <w:noProof/>
+                <w:webHidden/>
+              </w:rPr>
+              <w:instrText xml:space="preserve"> PAGEREF _Toc237249064 \h </w:instrText>
+            </w:r>
+            <w:r>
+              <w:rPr>
+                <w:noProof/>
+                <w:webHidden/>
+              </w:rPr>
+            </w:r>
+            <w:r>
+              <w:rPr>
+                <w:noProof/>
+                <w:webHidden/>
               </w:rPr>
               <w:fldChar w:fldCharType="separate"/>
             </w:r>
             <w:r>
               <w:rPr>
-                <w:b/>
-                <w:bCs/>
-                <w:noProof/>
-                <w:webHidden/>
-                <w:sz w:val="17"/>
-                <w:szCs w:val="17"/>
-              </w:rPr>
-              <w:t>13</w:t>
-            </w:r>
-            <w:r>
-              <w:rPr>
-                <w:b/>
-                <w:bCs/>
-                <w:noProof/>
-                <w:webHidden/>
-                <w:sz w:val="17"/>
-                <w:szCs w:val="17"/>
+                <w:noProof/>
+                <w:webHidden/>
+              </w:rPr>
+              <w:t>10</w:t>
+            </w:r>
+            <w:r>
+              <w:rPr>
+                <w:noProof/>
+                <w:webHidden/>
               </w:rPr>
               <w:fldChar w:fldCharType="end"/>
             </w:r>
@@ -3415,119 +2717,87 @@
               <w:tab w:val="right" w:leader="dot" w:pos="9350"/>
             </w:tabs>
             <w:rPr>
-              <w:b/>
-              <w:bCs/>
+              <w:rFonts w:asciiTheme="minorHAnsi" w:eastAsiaTheme="minorEastAsia" w:hAnsiTheme="minorHAnsi" w:cstheme="minorBidi"/>
               <w:noProof/>
-              <w:sz w:val="17"/>
-              <w:szCs w:val="17"/>
+              <w:kern w:val="2"/>
+              <w:sz w:val="24"/>
+              <w:szCs w:val="24"/>
+              <w:lang w:val="en-US"/>
+              <w14:ligatures w14:val="standardContextual"/>
             </w:rPr>
           </w:pPr>
-          <w:hyperlink w:anchor="_Toc237096265" w:history="1">
+          <w:hyperlink w:anchor="_Toc237249065" w:history="1">
             <w:r>
               <w:rPr>
                 <w:rStyle w:val="Hyperlink"/>
-                <w:b/>
-                <w:bCs/>
-                <w:noProof/>
-                <w:sz w:val="17"/>
-                <w:szCs w:val="17"/>
+                <w:noProof/>
               </w:rPr>
               <w:t>8.</w:t>
             </w:r>
             <w:r>
               <w:rPr>
-                <w:b/>
-                <w:bCs/>
-                <w:noProof/>
-                <w:sz w:val="17"/>
-                <w:szCs w:val="17"/>
+                <w:rFonts w:asciiTheme="minorHAnsi" w:eastAsiaTheme="minorEastAsia" w:hAnsiTheme="minorHAnsi" w:cstheme="minorBidi"/>
+                <w:noProof/>
+                <w:kern w:val="2"/>
+                <w:sz w:val="24"/>
+                <w:szCs w:val="24"/>
+                <w:lang w:val="en-US"/>
+                <w14:ligatures w14:val="standardContextual"/>
               </w:rPr>
               <w:tab/>
             </w:r>
             <w:r>
               <w:rPr>
                 <w:rStyle w:val="Hyperlink"/>
-                <w:b/>
-                <w:bCs/>
-                <w:noProof/>
-                <w:sz w:val="17"/>
-                <w:szCs w:val="17"/>
+                <w:noProof/>
               </w:rPr>
               <w:t>Data management</w:t>
             </w:r>
             <w:r>
               <w:rPr>
-                <w:b/>
-                <w:bCs/>
-                <w:noProof/>
-                <w:webHidden/>
-                <w:sz w:val="17"/>
-                <w:szCs w:val="17"/>
+                <w:noProof/>
+                <w:webHidden/>
               </w:rPr>
               <w:tab/>
             </w:r>
             <w:r>
               <w:rPr>
-                <w:b/>
-                <w:bCs/>
-                <w:noProof/>
-                <w:webHidden/>
-                <w:sz w:val="17"/>
-                <w:szCs w:val="17"/>
+                <w:noProof/>
+                <w:webHidden/>
               </w:rPr>
               <w:fldChar w:fldCharType="begin"/>
             </w:r>
             <w:r>
               <w:rPr>
-                <w:b/>
-                <w:bCs/>
-                <w:noProof/>
-                <w:webHidden/>
-                <w:sz w:val="17"/>
-                <w:szCs w:val="17"/>
-              </w:rPr>
-              <w:instrText xml:space="preserve"> PAGEREF _Toc237096265 \h </w:instrText>
-            </w:r>
-            <w:r>
-              <w:rPr>
-                <w:b/>
-                <w:bCs/>
-                <w:noProof/>
-                <w:webHidden/>
-                <w:sz w:val="17"/>
-                <w:szCs w:val="17"/>
-              </w:rPr>
-            </w:r>
-            <w:r>
-              <w:rPr>
-                <w:b/>
-                <w:bCs/>
-                <w:noProof/>
-                <w:webHidden/>
-                <w:sz w:val="17"/>
-                <w:szCs w:val="17"/>
+                <w:noProof/>
+                <w:webHidden/>
+              </w:rPr>
+              <w:instrText xml:space="preserve"> PAGEREF _Toc237249065 \h </w:instrText>
+            </w:r>
+            <w:r>
+              <w:rPr>
+                <w:noProof/>
+                <w:webHidden/>
+              </w:rPr>
+            </w:r>
+            <w:r>
+              <w:rPr>
+                <w:noProof/>
+                <w:webHidden/>
               </w:rPr>
               <w:fldChar w:fldCharType="separate"/>
             </w:r>
             <w:r>
               <w:rPr>
-                <w:b/>
-                <w:bCs/>
-                <w:noProof/>
-                <w:webHidden/>
-                <w:sz w:val="17"/>
-                <w:szCs w:val="17"/>
-              </w:rPr>
-              <w:t>13</w:t>
-            </w:r>
-            <w:r>
-              <w:rPr>
-                <w:b/>
-                <w:bCs/>
-                <w:noProof/>
-                <w:webHidden/>
-                <w:sz w:val="17"/>
-                <w:szCs w:val="17"/>
+                <w:noProof/>
+                <w:webHidden/>
+              </w:rPr>
+              <w:t>10</w:t>
+            </w:r>
+            <w:r>
+              <w:rPr>
+                <w:noProof/>
+                <w:webHidden/>
               </w:rPr>
               <w:fldChar w:fldCharType="end"/>
             </w:r>
@@ -3541,119 +2811,87 @@
               <w:tab w:val="right" w:leader="dot" w:pos="9350"/>
             </w:tabs>
             <w:rPr>
-              <w:b/>
-              <w:bCs/>
+              <w:rFonts w:asciiTheme="minorHAnsi" w:eastAsiaTheme="minorEastAsia" w:hAnsiTheme="minorHAnsi" w:cstheme="minorBidi"/>
               <w:noProof/>
-              <w:sz w:val="17"/>
-              <w:szCs w:val="17"/>
+              <w:kern w:val="2"/>
+              <w:sz w:val="24"/>
+              <w:szCs w:val="24"/>
+              <w:lang w:val="en-US"/>
+              <w14:ligatures w14:val="standardContextual"/>
             </w:rPr>
           </w:pPr>
-          <w:hyperlink w:anchor="_Toc237096266" w:history="1">
+          <w:hyperlink w:anchor="_Toc237249066" w:history="1">
             <w:r>
               <w:rPr>
                 <w:rStyle w:val="Hyperlink"/>
-                <w:b/>
-                <w:bCs/>
-                <w:noProof/>
-                <w:sz w:val="17"/>
-                <w:szCs w:val="17"/>
+                <w:noProof/>
               </w:rPr>
               <w:t>9.</w:t>
             </w:r>
             <w:r>
               <w:rPr>
-                <w:b/>
-                <w:bCs/>
-                <w:noProof/>
-                <w:sz w:val="17"/>
-                <w:szCs w:val="17"/>
+                <w:rFonts w:asciiTheme="minorHAnsi" w:eastAsiaTheme="minorEastAsia" w:hAnsiTheme="minorHAnsi" w:cstheme="minorBidi"/>
+                <w:noProof/>
+                <w:kern w:val="2"/>
+                <w:sz w:val="24"/>
+                <w:szCs w:val="24"/>
+                <w:lang w:val="en-US"/>
+                <w14:ligatures w14:val="standardContextual"/>
               </w:rPr>
               <w:tab/>
             </w:r>
             <w:r>
               <w:rPr>
                 <w:rStyle w:val="Hyperlink"/>
-                <w:b/>
-                <w:bCs/>
-                <w:noProof/>
-                <w:sz w:val="17"/>
-                <w:szCs w:val="17"/>
+                <w:noProof/>
               </w:rPr>
               <w:t>Limitations</w:t>
             </w:r>
             <w:r>
               <w:rPr>
-                <w:b/>
-                <w:bCs/>
-                <w:noProof/>
-                <w:webHidden/>
-                <w:sz w:val="17"/>
-                <w:szCs w:val="17"/>
+                <w:noProof/>
+                <w:webHidden/>
               </w:rPr>
               <w:tab/>
             </w:r>
             <w:r>
               <w:rPr>
-                <w:b/>
-                <w:bCs/>
-                <w:noProof/>
-                <w:webHidden/>
-                <w:sz w:val="17"/>
-                <w:szCs w:val="17"/>
+                <w:noProof/>
+                <w:webHidden/>
               </w:rPr>
               <w:fldChar w:fldCharType="begin"/>
             </w:r>
             <w:r>
               <w:rPr>
-                <w:b/>
-                <w:bCs/>
-                <w:noProof/>
-                <w:webHidden/>
-                <w:sz w:val="17"/>
-                <w:szCs w:val="17"/>
-              </w:rPr>
-              <w:instrText xml:space="preserve"> PAGEREF _Toc237096266 \h </w:instrText>
-            </w:r>
-            <w:r>
-              <w:rPr>
-                <w:b/>
-                <w:bCs/>
-                <w:noProof/>
-                <w:webHidden/>
-                <w:sz w:val="17"/>
-                <w:szCs w:val="17"/>
-              </w:rPr>
-            </w:r>
-            <w:r>
-              <w:rPr>
-                <w:b/>
-                <w:bCs/>
-                <w:noProof/>
-                <w:webHidden/>
-                <w:sz w:val="17"/>
-                <w:szCs w:val="17"/>
+                <w:noProof/>
+                <w:webHidden/>
+              </w:rPr>
+              <w:instrText xml:space="preserve"> PAGEREF _Toc237249066 \h </w:instrText>
+            </w:r>
+            <w:r>
+              <w:rPr>
+                <w:noProof/>
+                <w:webHidden/>
+              </w:rPr>
+            </w:r>
+            <w:r>
+              <w:rPr>
+                <w:noProof/>
+                <w:webHidden/>
               </w:rPr>
               <w:fldChar w:fldCharType="separate"/>
             </w:r>
             <w:r>
               <w:rPr>
-                <w:b/>
-                <w:bCs/>
-                <w:noProof/>
-                <w:webHidden/>
-                <w:sz w:val="17"/>
-                <w:szCs w:val="17"/>
-              </w:rPr>
-              <w:t>14</w:t>
-            </w:r>
-            <w:r>
-              <w:rPr>
-                <w:b/>
-                <w:bCs/>
-                <w:noProof/>
-                <w:webHidden/>
-                <w:sz w:val="17"/>
-                <w:szCs w:val="17"/>
+                <w:noProof/>
+                <w:webHidden/>
+              </w:rPr>
+              <w:t>10</w:t>
+            </w:r>
+            <w:r>
+              <w:rPr>
+                <w:noProof/>
+                <w:webHidden/>
               </w:rPr>
               <w:fldChar w:fldCharType="end"/>
             </w:r>
@@ -3667,119 +2905,181 @@
               <w:tab w:val="right" w:leader="dot" w:pos="9350"/>
             </w:tabs>
             <w:rPr>
-              <w:b/>
-              <w:bCs/>
+              <w:rFonts w:asciiTheme="minorHAnsi" w:eastAsiaTheme="minorEastAsia" w:hAnsiTheme="minorHAnsi" w:cstheme="minorBidi"/>
               <w:noProof/>
-              <w:sz w:val="17"/>
-              <w:szCs w:val="17"/>
+              <w:kern w:val="2"/>
+              <w:sz w:val="24"/>
+              <w:szCs w:val="24"/>
+              <w:lang w:val="en-US"/>
+              <w14:ligatures w14:val="standardContextual"/>
             </w:rPr>
           </w:pPr>
-          <w:hyperlink w:anchor="_Toc237096267" w:history="1">
+          <w:hyperlink w:anchor="_Toc237249067" w:history="1">
             <w:r>
               <w:rPr>
                 <w:rStyle w:val="Hyperlink"/>
-                <w:b/>
-                <w:bCs/>
-                <w:noProof/>
-                <w:sz w:val="17"/>
-                <w:szCs w:val="17"/>
+                <w:noProof/>
               </w:rPr>
               <w:t>10.</w:t>
             </w:r>
             <w:r>
               <w:rPr>
-                <w:b/>
-                <w:bCs/>
-                <w:noProof/>
-                <w:sz w:val="17"/>
-                <w:szCs w:val="17"/>
+                <w:rFonts w:asciiTheme="minorHAnsi" w:eastAsiaTheme="minorEastAsia" w:hAnsiTheme="minorHAnsi" w:cstheme="minorBidi"/>
+                <w:noProof/>
+                <w:kern w:val="2"/>
+                <w:sz w:val="24"/>
+                <w:szCs w:val="24"/>
+                <w:lang w:val="en-US"/>
+                <w14:ligatures w14:val="standardContextual"/>
               </w:rPr>
               <w:tab/>
             </w:r>
             <w:r>
               <w:rPr>
                 <w:rStyle w:val="Hyperlink"/>
-                <w:b/>
-                <w:bCs/>
-                <w:noProof/>
-                <w:sz w:val="17"/>
-                <w:szCs w:val="17"/>
+                <w:noProof/>
               </w:rPr>
               <w:t>Protection of human subjects</w:t>
             </w:r>
             <w:r>
               <w:rPr>
-                <w:b/>
-                <w:bCs/>
-                <w:noProof/>
-                <w:webHidden/>
-                <w:sz w:val="17"/>
-                <w:szCs w:val="17"/>
+                <w:noProof/>
+                <w:webHidden/>
               </w:rPr>
               <w:tab/>
             </w:r>
             <w:r>
               <w:rPr>
-                <w:b/>
-                <w:bCs/>
-                <w:noProof/>
-                <w:webHidden/>
-                <w:sz w:val="17"/>
-                <w:szCs w:val="17"/>
+                <w:noProof/>
+                <w:webHidden/>
               </w:rPr>
               <w:fldChar w:fldCharType="begin"/>
             </w:r>
             <w:r>
               <w:rPr>
-                <w:b/>
-                <w:bCs/>
-                <w:noProof/>
-                <w:webHidden/>
-                <w:sz w:val="17"/>
-                <w:szCs w:val="17"/>
-              </w:rPr>
-              <w:instrText xml:space="preserve"> PAGEREF _Toc237096267 \h </w:instrText>
-            </w:r>
-            <w:r>
-              <w:rPr>
-                <w:b/>
-                <w:bCs/>
-                <w:noProof/>
-                <w:webHidden/>
-                <w:sz w:val="17"/>
-                <w:szCs w:val="17"/>
-              </w:rPr>
-            </w:r>
-            <w:r>
-              <w:rPr>
-                <w:b/>
-                <w:bCs/>
-                <w:noProof/>
-                <w:webHidden/>
-                <w:sz w:val="17"/>
-                <w:szCs w:val="17"/>
+                <w:noProof/>
+                <w:webHidden/>
+              </w:rPr>
+              <w:instrText xml:space="preserve"> PAGEREF _Toc237249067 \h </w:instrText>
+            </w:r>
+            <w:r>
+              <w:rPr>
+                <w:noProof/>
+                <w:webHidden/>
+              </w:rPr>
+            </w:r>
+            <w:r>
+              <w:rPr>
+                <w:noProof/>
+                <w:webHidden/>
               </w:rPr>
               <w:fldChar w:fldCharType="separate"/>
             </w:r>
             <w:r>
               <w:rPr>
-                <w:b/>
-                <w:bCs/>
-                <w:noProof/>
-                <w:webHidden/>
-                <w:sz w:val="17"/>
-                <w:szCs w:val="17"/>
-              </w:rPr>
-              <w:t>14</w:t>
-            </w:r>
-            <w:r>
-              <w:rPr>
-                <w:b/>
-                <w:bCs/>
-                <w:noProof/>
-                <w:webHidden/>
-                <w:sz w:val="17"/>
-                <w:szCs w:val="17"/>
+                <w:noProof/>
+                <w:webHidden/>
+              </w:rPr>
+              <w:t>10</w:t>
+            </w:r>
+            <w:r>
+              <w:rPr>
+                <w:noProof/>
+                <w:webHidden/>
+              </w:rPr>
+              <w:fldChar w:fldCharType="end"/>
+            </w:r>
+          </w:hyperlink>
+        </w:p>
+        <w:p>
+          <w:pPr>
+            <w:pStyle w:val="TOC1"/>
+            <w:tabs>
+              <w:tab w:val="left" w:pos="480"/>
+              <w:tab w:val="right" w:leader="dot" w:pos="9350"/>
+            </w:tabs>
+            <w:rPr>
+              <w:rFonts w:asciiTheme="minorHAnsi" w:eastAsiaTheme="minorEastAsia" w:hAnsiTheme="minorHAnsi" w:cstheme="minorBidi"/>
+              <w:noProof/>
+              <w:kern w:val="2"/>
+              <w:sz w:val="24"/>
+              <w:szCs w:val="24"/>
+              <w:lang w:val="en-US"/>
+              <w14:ligatures w14:val="standardContextual"/>
+            </w:rPr>
+          </w:pPr>
+          <w:hyperlink w:anchor="_Toc237249068" w:history="1">
+            <w:r>
+              <w:rPr>
+                <w:rStyle w:val="Hyperlink"/>
+                <w:noProof/>
+              </w:rPr>
+              <w:t>11.</w:t>
+            </w:r>
+            <w:r>
+              <w:rPr>
+                <w:rFonts w:asciiTheme="minorHAnsi" w:eastAsiaTheme="minorEastAsia" w:hAnsiTheme="minorHAnsi" w:cstheme="minorBidi"/>
+                <w:noProof/>
+                <w:kern w:val="2"/>
+                <w:sz w:val="24"/>
+                <w:szCs w:val="24"/>
+                <w:lang w:val="en-US"/>
+                <w14:ligatures w14:val="standardContextual"/>
+              </w:rPr>
+              <w:tab/>
+            </w:r>
+            <w:r>
+              <w:rPr>
+                <w:rStyle w:val="Hyperlink"/>
+                <w:noProof/>
+              </w:rPr>
+              <w:t>Adverse events</w:t>
+            </w:r>
+            <w:r>
+              <w:rPr>
+                <w:noProof/>
+                <w:webHidden/>
+              </w:rPr>
+              <w:tab/>
+            </w:r>
+            <w:r>
+              <w:rPr>
+                <w:noProof/>
+                <w:webHidden/>
+              </w:rPr>
+              <w:fldChar w:fldCharType="begin"/>
+            </w:r>
+            <w:r>
+              <w:rPr>
+                <w:noProof/>
+                <w:webHidden/>
+              </w:rPr>
+              <w:instrText xml:space="preserve"> PAGEREF _Toc237249068 \h </w:instrText>
+            </w:r>
+            <w:r>
+              <w:rPr>
+                <w:noProof/>
+                <w:webHidden/>
+              </w:rPr>
+            </w:r>
+            <w:r>
+              <w:rPr>
+                <w:noProof/>
+                <w:webHidden/>
+              </w:rPr>
+              <w:fldChar w:fldCharType="separate"/>
+            </w:r>
+            <w:r>
+              <w:rPr>
+                <w:noProof/>
+                <w:webHidden/>
+              </w:rPr>
+              <w:t>10</w:t>
+            </w:r>
+            <w:r>
+              <w:rPr>
+                <w:noProof/>
+                <w:webHidden/>
               </w:rPr>
               <w:fldChar w:fldCharType="end"/>
             </w:r>
@@ -3793,119 +3093,96 @@
               <w:tab w:val="right" w:leader="dot" w:pos="9350"/>
             </w:tabs>
             <w:rPr>
-              <w:b/>
-              <w:bCs/>
+              <w:rFonts w:asciiTheme="minorHAnsi" w:eastAsiaTheme="minorEastAsia" w:hAnsiTheme="minorHAnsi" w:cstheme="minorBidi"/>
               <w:noProof/>
-              <w:sz w:val="17"/>
-              <w:szCs w:val="17"/>
+              <w:kern w:val="2"/>
+              <w:sz w:val="24"/>
+              <w:szCs w:val="24"/>
+              <w:lang w:val="en-US"/>
+              <w14:ligatures w14:val="standardContextual"/>
             </w:rPr>
           </w:pPr>
-          <w:hyperlink w:anchor="_Toc237096268" w:history="1">
+          <w:hyperlink w:anchor="_Toc237249069" w:history="1">
             <w:r>
               <w:rPr>
                 <w:rStyle w:val="Hyperlink"/>
-                <w:b/>
-                <w:bCs/>
-                <w:noProof/>
-                <w:sz w:val="17"/>
-                <w:szCs w:val="17"/>
-              </w:rPr>
-              <w:t>11.</w:t>
-            </w:r>
-            <w:r>
-              <w:rPr>
-                <w:b/>
-                <w:bCs/>
-                <w:noProof/>
-                <w:sz w:val="17"/>
-                <w:szCs w:val="17"/>
+                <w:noProof/>
+              </w:rPr>
+              <w:t>12.</w:t>
+            </w:r>
+            <w:r>
+              <w:rPr>
+                <w:rFonts w:asciiTheme="minorHAnsi" w:eastAsiaTheme="minorEastAsia" w:hAnsiTheme="minorHAnsi" w:cstheme="minorBidi"/>
+                <w:noProof/>
+                <w:kern w:val="2"/>
+                <w:sz w:val="24"/>
+                <w:szCs w:val="24"/>
+                <w:lang w:val="en-US"/>
+                <w14:ligatures w14:val="standardContextual"/>
               </w:rPr>
               <w:tab/>
             </w:r>
             <w:r>
               <w:rPr>
                 <w:rStyle w:val="Hyperlink"/>
-                <w:b/>
-                <w:bCs/>
-                <w:noProof/>
-                <w:sz w:val="17"/>
-                <w:szCs w:val="17"/>
-              </w:rPr>
-              <w:t>Adverse events</w:t>
-            </w:r>
-            <w:r>
-              <w:rPr>
-                <w:b/>
-                <w:bCs/>
-                <w:noProof/>
-                <w:webHidden/>
-                <w:sz w:val="17"/>
-                <w:szCs w:val="17"/>
+                <w:noProof/>
+              </w:rPr>
+              <w:t xml:space="preserve">Plans for communicating results </w:t>
+            </w:r>
+            <w:r>
+              <w:rPr>
+                <w:rStyle w:val="Hyperlink"/>
+                <w:i/>
+                <w:iCs/>
+                <w:noProof/>
+              </w:rPr>
+              <w:t>(optional)</w:t>
+            </w:r>
+            <w:r>
+              <w:rPr>
+                <w:noProof/>
+                <w:webHidden/>
               </w:rPr>
               <w:tab/>
             </w:r>
             <w:r>
               <w:rPr>
-                <w:b/>
-                <w:bCs/>
-                <w:noProof/>
-                <w:webHidden/>
-                <w:sz w:val="17"/>
-                <w:szCs w:val="17"/>
+                <w:noProof/>
+                <w:webHidden/>
               </w:rPr>
               <w:fldChar w:fldCharType="begin"/>
             </w:r>
             <w:r>
               <w:rPr>
-                <w:b/>
-                <w:bCs/>
-                <w:noProof/>
-                <w:webHidden/>
-                <w:sz w:val="17"/>
-                <w:szCs w:val="17"/>
-              </w:rPr>
-              <w:instrText xml:space="preserve"> PAGEREF _Toc237096268 \h </w:instrText>
-            </w:r>
-            <w:r>
-              <w:rPr>
-                <w:b/>
-                <w:bCs/>
-                <w:noProof/>
-                <w:webHidden/>
-                <w:sz w:val="17"/>
-                <w:szCs w:val="17"/>
-              </w:rPr>
-            </w:r>
-            <w:r>
-              <w:rPr>
-                <w:b/>
-                <w:bCs/>
-                <w:noProof/>
-                <w:webHidden/>
-                <w:sz w:val="17"/>
-                <w:szCs w:val="17"/>
+                <w:noProof/>
+                <w:webHidden/>
+              </w:rPr>
+              <w:instrText xml:space="preserve"> PAGEREF _Toc237249069 \h </w:instrText>
+            </w:r>
+            <w:r>
+              <w:rPr>
+                <w:noProof/>
+                <w:webHidden/>
+              </w:rPr>
+            </w:r>
+            <w:r>
+              <w:rPr>
+                <w:noProof/>
+                <w:webHidden/>
               </w:rPr>
               <w:fldChar w:fldCharType="separate"/>
             </w:r>
             <w:r>
               <w:rPr>
-                <w:b/>
-                <w:bCs/>
-                <w:noProof/>
-                <w:webHidden/>
-                <w:sz w:val="17"/>
-                <w:szCs w:val="17"/>
-              </w:rPr>
-              <w:t>14</w:t>
-            </w:r>
-            <w:r>
-              <w:rPr>
-                <w:b/>
-                <w:bCs/>
-                <w:noProof/>
-                <w:webHidden/>
-                <w:sz w:val="17"/>
-                <w:szCs w:val="17"/>
+                <w:noProof/>
+                <w:webHidden/>
+              </w:rPr>
+              <w:t>11</w:t>
+            </w:r>
+            <w:r>
+              <w:rPr>
+                <w:noProof/>
+                <w:webHidden/>
               </w:rPr>
               <w:fldChar w:fldCharType="end"/>
             </w:r>
@@ -3919,132 +3196,87 @@
               <w:tab w:val="right" w:leader="dot" w:pos="9350"/>
             </w:tabs>
             <w:rPr>
-              <w:b/>
-              <w:bCs/>
+              <w:rFonts w:asciiTheme="minorHAnsi" w:eastAsiaTheme="minorEastAsia" w:hAnsiTheme="minorHAnsi" w:cstheme="minorBidi"/>
               <w:noProof/>
-              <w:sz w:val="17"/>
-              <w:szCs w:val="17"/>
+              <w:kern w:val="2"/>
+              <w:sz w:val="24"/>
+              <w:szCs w:val="24"/>
+              <w:lang w:val="en-US"/>
+              <w14:ligatures w14:val="standardContextual"/>
             </w:rPr>
           </w:pPr>
-          <w:hyperlink w:anchor="_Toc237096269" w:history="1">
+          <w:hyperlink w:anchor="_Toc237249070" w:history="1">
             <w:r>
               <w:rPr>
                 <w:rStyle w:val="Hyperlink"/>
-                <w:b/>
-                <w:bCs/>
-                <w:noProof/>
-                <w:sz w:val="17"/>
-                <w:szCs w:val="17"/>
-              </w:rPr>
-              <w:t>12.</w:t>
-            </w:r>
-            <w:r>
-              <w:rPr>
-                <w:b/>
-                <w:bCs/>
-                <w:noProof/>
-                <w:sz w:val="17"/>
-                <w:szCs w:val="17"/>
+                <w:noProof/>
+              </w:rPr>
+              <w:t>13.</w:t>
+            </w:r>
+            <w:r>
+              <w:rPr>
+                <w:rFonts w:asciiTheme="minorHAnsi" w:eastAsiaTheme="minorEastAsia" w:hAnsiTheme="minorHAnsi" w:cstheme="minorBidi"/>
+                <w:noProof/>
+                <w:kern w:val="2"/>
+                <w:sz w:val="24"/>
+                <w:szCs w:val="24"/>
+                <w:lang w:val="en-US"/>
+                <w14:ligatures w14:val="standardContextual"/>
               </w:rPr>
               <w:tab/>
             </w:r>
             <w:r>
               <w:rPr>
                 <w:rStyle w:val="Hyperlink"/>
-                <w:b/>
-                <w:bCs/>
-                <w:noProof/>
-                <w:sz w:val="17"/>
-                <w:szCs w:val="17"/>
-              </w:rPr>
-              <w:t xml:space="preserve">Plans for communicating results </w:t>
-            </w:r>
-            <w:r>
-              <w:rPr>
-                <w:rStyle w:val="Hyperlink"/>
-                <w:b/>
-                <w:bCs/>
-                <w:i/>
-                <w:iCs/>
-                <w:noProof/>
-                <w:sz w:val="17"/>
-                <w:szCs w:val="17"/>
-              </w:rPr>
-              <w:t>(optional)</w:t>
-            </w:r>
-            <w:r>
-              <w:rPr>
-                <w:b/>
-                <w:bCs/>
-                <w:noProof/>
-                <w:webHidden/>
-                <w:sz w:val="17"/>
-                <w:szCs w:val="17"/>
+                <w:noProof/>
+              </w:rPr>
+              <w:t>Other considerations (optional)</w:t>
+            </w:r>
+            <w:r>
+              <w:rPr>
+                <w:noProof/>
+                <w:webHidden/>
               </w:rPr>
               <w:tab/>
             </w:r>
             <w:r>
               <w:rPr>
-                <w:b/>
-                <w:bCs/>
-                <w:noProof/>
-                <w:webHidden/>
-                <w:sz w:val="17"/>
-                <w:szCs w:val="17"/>
+                <w:noProof/>
+                <w:webHidden/>
               </w:rPr>
               <w:fldChar w:fldCharType="begin"/>
             </w:r>
             <w:r>
               <w:rPr>
-                <w:b/>
-                <w:bCs/>
-                <w:noProof/>
-                <w:webHidden/>
-                <w:sz w:val="17"/>
-                <w:szCs w:val="17"/>
-              </w:rPr>
-              <w:instrText xml:space="preserve"> PAGEREF _Toc237096269 \h </w:instrText>
-            </w:r>
-            <w:r>
-              <w:rPr>
-                <w:b/>
-                <w:bCs/>
-                <w:noProof/>
-                <w:webHidden/>
-                <w:sz w:val="17"/>
-                <w:szCs w:val="17"/>
-              </w:rPr>
-            </w:r>
-            <w:r>
-              <w:rPr>
-                <w:b/>
-                <w:bCs/>
-                <w:noProof/>
-                <w:webHidden/>
-                <w:sz w:val="17"/>
-                <w:szCs w:val="17"/>
+                <w:noProof/>
+                <w:webHidden/>
+              </w:rPr>
+              <w:instrText xml:space="preserve"> PAGEREF _Toc237249070 \h </w:instrText>
+            </w:r>
+            <w:r>
+              <w:rPr>
+                <w:noProof/>
+                <w:webHidden/>
+              </w:rPr>
+            </w:r>
+            <w:r>
+              <w:rPr>
+                <w:noProof/>
+                <w:webHidden/>
               </w:rPr>
               <w:fldChar w:fldCharType="separate"/>
             </w:r>
             <w:r>
               <w:rPr>
-                <w:b/>
-                <w:bCs/>
-                <w:noProof/>
-                <w:webHidden/>
-                <w:sz w:val="17"/>
-                <w:szCs w:val="17"/>
-              </w:rPr>
-              <w:t>15</w:t>
-            </w:r>
-            <w:r>
-              <w:rPr>
-                <w:b/>
-                <w:bCs/>
-                <w:noProof/>
-                <w:webHidden/>
-                <w:sz w:val="17"/>
-                <w:szCs w:val="17"/>
+                <w:noProof/>
+                <w:webHidden/>
+              </w:rPr>
+              <w:t>11</w:t>
+            </w:r>
+            <w:r>
+              <w:rPr>
+                <w:noProof/>
+                <w:webHidden/>
               </w:rPr>
               <w:fldChar w:fldCharType="end"/>
             </w:r>
@@ -4058,119 +3290,87 @@
               <w:tab w:val="right" w:leader="dot" w:pos="9350"/>
             </w:tabs>
             <w:rPr>
-              <w:b/>
-              <w:bCs/>
+              <w:rFonts w:asciiTheme="minorHAnsi" w:eastAsiaTheme="minorEastAsia" w:hAnsiTheme="minorHAnsi" w:cstheme="minorBidi"/>
               <w:noProof/>
-              <w:sz w:val="17"/>
-              <w:szCs w:val="17"/>
+              <w:kern w:val="2"/>
+              <w:sz w:val="24"/>
+              <w:szCs w:val="24"/>
+              <w:lang w:val="en-US"/>
+              <w14:ligatures w14:val="standardContextual"/>
             </w:rPr>
           </w:pPr>
-          <w:hyperlink w:anchor="_Toc237096270" w:history="1">
+          <w:hyperlink w:anchor="_Toc237249071" w:history="1">
             <w:r>
               <w:rPr>
                 <w:rStyle w:val="Hyperlink"/>
-                <w:b/>
-                <w:bCs/>
-                <w:noProof/>
-                <w:sz w:val="17"/>
-                <w:szCs w:val="17"/>
-              </w:rPr>
-              <w:t>13.</w:t>
-            </w:r>
-            <w:r>
-              <w:rPr>
-                <w:b/>
-                <w:bCs/>
-                <w:noProof/>
-                <w:sz w:val="17"/>
-                <w:szCs w:val="17"/>
+                <w:noProof/>
+              </w:rPr>
+              <w:t>14.</w:t>
+            </w:r>
+            <w:r>
+              <w:rPr>
+                <w:rFonts w:asciiTheme="minorHAnsi" w:eastAsiaTheme="minorEastAsia" w:hAnsiTheme="minorHAnsi" w:cstheme="minorBidi"/>
+                <w:noProof/>
+                <w:kern w:val="2"/>
+                <w:sz w:val="24"/>
+                <w:szCs w:val="24"/>
+                <w:lang w:val="en-US"/>
+                <w14:ligatures w14:val="standardContextual"/>
               </w:rPr>
               <w:tab/>
             </w:r>
             <w:r>
               <w:rPr>
                 <w:rStyle w:val="Hyperlink"/>
-                <w:b/>
-                <w:bCs/>
-                <w:noProof/>
-                <w:sz w:val="17"/>
-                <w:szCs w:val="17"/>
-              </w:rPr>
-              <w:t>Other considerations (optional)</w:t>
-            </w:r>
-            <w:r>
-              <w:rPr>
-                <w:b/>
-                <w:bCs/>
-                <w:noProof/>
-                <w:webHidden/>
-                <w:sz w:val="17"/>
-                <w:szCs w:val="17"/>
+                <w:noProof/>
+              </w:rPr>
+              <w:t>References</w:t>
+            </w:r>
+            <w:r>
+              <w:rPr>
+                <w:noProof/>
+                <w:webHidden/>
               </w:rPr>
               <w:tab/>
             </w:r>
             <w:r>
               <w:rPr>
-                <w:b/>
-                <w:bCs/>
-                <w:noProof/>
-                <w:webHidden/>
-                <w:sz w:val="17"/>
-                <w:szCs w:val="17"/>
+                <w:noProof/>
+                <w:webHidden/>
               </w:rPr>
               <w:fldChar w:fldCharType="begin"/>
             </w:r>
             <w:r>
               <w:rPr>
-                <w:b/>
-                <w:bCs/>
-                <w:noProof/>
-                <w:webHidden/>
-                <w:sz w:val="17"/>
-                <w:szCs w:val="17"/>
-              </w:rPr>
-              <w:instrText xml:space="preserve"> PAGEREF _Toc237096270 \h </w:instrText>
-            </w:r>
-            <w:r>
-              <w:rPr>
-                <w:b/>
-                <w:bCs/>
-                <w:noProof/>
-                <w:webHidden/>
-                <w:sz w:val="17"/>
-                <w:szCs w:val="17"/>
-              </w:rPr>
-            </w:r>
-            <w:r>
-              <w:rPr>
-                <w:b/>
-                <w:bCs/>
-                <w:noProof/>
-                <w:webHidden/>
-                <w:sz w:val="17"/>
-                <w:szCs w:val="17"/>
+                <w:noProof/>
+                <w:webHidden/>
+              </w:rPr>
+              <w:instrText xml:space="preserve"> PAGEREF _Toc237249071 \h </w:instrText>
+            </w:r>
+            <w:r>
+              <w:rPr>
+                <w:noProof/>
+                <w:webHidden/>
+              </w:rPr>
+            </w:r>
+            <w:r>
+              <w:rPr>
+                <w:noProof/>
+                <w:webHidden/>
               </w:rPr>
               <w:fldChar w:fldCharType="separate"/>
             </w:r>
             <w:r>
               <w:rPr>
-                <w:b/>
-                <w:bCs/>
-                <w:noProof/>
-                <w:webHidden/>
-                <w:sz w:val="17"/>
-                <w:szCs w:val="17"/>
-              </w:rPr>
-              <w:t>15</w:t>
-            </w:r>
-            <w:r>
-              <w:rPr>
-                <w:b/>
-                <w:bCs/>
-                <w:noProof/>
-                <w:webHidden/>
-                <w:sz w:val="17"/>
-                <w:szCs w:val="17"/>
+                <w:noProof/>
+                <w:webHidden/>
+              </w:rPr>
+              <w:t>11</w:t>
+            </w:r>
+            <w:r>
+              <w:rPr>
+                <w:noProof/>
+                <w:webHidden/>
               </w:rPr>
               <w:fldChar w:fldCharType="end"/>
             </w:r>
@@ -4184,243 +3384,87 @@
               <w:tab w:val="right" w:leader="dot" w:pos="9350"/>
             </w:tabs>
             <w:rPr>
-              <w:b/>
-              <w:bCs/>
+              <w:rFonts w:asciiTheme="minorHAnsi" w:eastAsiaTheme="minorEastAsia" w:hAnsiTheme="minorHAnsi" w:cstheme="minorBidi"/>
               <w:noProof/>
-              <w:sz w:val="17"/>
-              <w:szCs w:val="17"/>
+              <w:kern w:val="2"/>
+              <w:sz w:val="24"/>
+              <w:szCs w:val="24"/>
+              <w:lang w:val="en-US"/>
+              <w14:ligatures w14:val="standardContextual"/>
             </w:rPr>
           </w:pPr>
-          <w:hyperlink w:anchor="_Toc237096271" w:history="1">
+          <w:hyperlink w:anchor="_Toc237249072" w:history="1">
             <w:r>
               <w:rPr>
                 <w:rStyle w:val="Hyperlink"/>
-                <w:b/>
-                <w:bCs/>
-                <w:noProof/>
-                <w:sz w:val="17"/>
-                <w:szCs w:val="17"/>
-              </w:rPr>
-              <w:t>14.</w:t>
-            </w:r>
-            <w:r>
-              <w:rPr>
-                <w:b/>
-                <w:bCs/>
-                <w:noProof/>
-                <w:sz w:val="17"/>
-                <w:szCs w:val="17"/>
+                <w:noProof/>
+              </w:rPr>
+              <w:t>15.</w:t>
+            </w:r>
+            <w:r>
+              <w:rPr>
+                <w:rFonts w:asciiTheme="minorHAnsi" w:eastAsiaTheme="minorEastAsia" w:hAnsiTheme="minorHAnsi" w:cstheme="minorBidi"/>
+                <w:noProof/>
+                <w:kern w:val="2"/>
+                <w:sz w:val="24"/>
+                <w:szCs w:val="24"/>
+                <w:lang w:val="en-US"/>
+                <w14:ligatures w14:val="standardContextual"/>
               </w:rPr>
               <w:tab/>
             </w:r>
             <w:r>
               <w:rPr>
                 <w:rStyle w:val="Hyperlink"/>
-                <w:b/>
-                <w:bCs/>
-                <w:noProof/>
-                <w:sz w:val="17"/>
-                <w:szCs w:val="17"/>
-              </w:rPr>
-              <w:t>References</w:t>
-            </w:r>
-            <w:r>
-              <w:rPr>
-                <w:b/>
-                <w:bCs/>
-                <w:noProof/>
-                <w:webHidden/>
-                <w:sz w:val="17"/>
-                <w:szCs w:val="17"/>
+                <w:noProof/>
+              </w:rPr>
+              <w:t>Appendices</w:t>
+            </w:r>
+            <w:r>
+              <w:rPr>
+                <w:noProof/>
+                <w:webHidden/>
               </w:rPr>
               <w:tab/>
             </w:r>
             <w:r>
               <w:rPr>
-                <w:b/>
-                <w:bCs/>
-                <w:noProof/>
-                <w:webHidden/>
-                <w:sz w:val="17"/>
-                <w:szCs w:val="17"/>
+                <w:noProof/>
+                <w:webHidden/>
               </w:rPr>
               <w:fldChar w:fldCharType="begin"/>
             </w:r>
             <w:r>
               <w:rPr>
-                <w:b/>
-                <w:bCs/>
-                <w:noProof/>
-                <w:webHidden/>
-                <w:sz w:val="17"/>
-                <w:szCs w:val="17"/>
-              </w:rPr>
-              <w:instrText xml:space="preserve"> PAGEREF _Toc237096271 \h </w:instrText>
-            </w:r>
-            <w:r>
-              <w:rPr>
-                <w:b/>
-                <w:bCs/>
-                <w:noProof/>
-                <w:webHidden/>
-                <w:sz w:val="17"/>
-                <w:szCs w:val="17"/>
-              </w:rPr>
-            </w:r>
-            <w:r>
-              <w:rPr>
-                <w:b/>
-                <w:bCs/>
-                <w:noProof/>
-                <w:webHidden/>
-                <w:sz w:val="17"/>
-                <w:szCs w:val="17"/>
+                <w:noProof/>
+                <w:webHidden/>
+              </w:rPr>
+              <w:instrText xml:space="preserve"> PAGEREF _Toc237249072 \h </w:instrText>
+            </w:r>
+            <w:r>
+              <w:rPr>
+                <w:noProof/>
+                <w:webHidden/>
+              </w:rPr>
+            </w:r>
+            <w:r>
+              <w:rPr>
+                <w:noProof/>
+                <w:webHidden/>
               </w:rPr>
               <w:fldChar w:fldCharType="separate"/>
             </w:r>
             <w:r>
               <w:rPr>
-                <w:b/>
-                <w:bCs/>
-                <w:noProof/>
-                <w:webHidden/>
-                <w:sz w:val="17"/>
-                <w:szCs w:val="17"/>
-              </w:rPr>
-              <w:t>16</w:t>
-            </w:r>
-            <w:r>
-              <w:rPr>
-                <w:b/>
-                <w:bCs/>
-                <w:noProof/>
-                <w:webHidden/>
-                <w:sz w:val="17"/>
-                <w:szCs w:val="17"/>
-              </w:rPr>
-              <w:fldChar w:fldCharType="end"/>
-            </w:r>
-          </w:hyperlink>
-        </w:p>
-        <w:p>
-          <w:pPr>
-            <w:pStyle w:val="TOC1"/>
-            <w:tabs>
-              <w:tab w:val="left" w:pos="720"/>
-              <w:tab w:val="right" w:leader="dot" w:pos="9350"/>
-            </w:tabs>
-            <w:rPr>
-              <w:noProof/>
-              <w:sz w:val="16"/>
-              <w:szCs w:val="16"/>
-            </w:rPr>
-          </w:pPr>
-          <w:hyperlink w:anchor="_Toc237096272" w:history="1">
-            <w:r>
-              <w:rPr>
-                <w:rStyle w:val="Hyperlink"/>
-                <w:b/>
-                <w:bCs/>
-                <w:noProof/>
-                <w:sz w:val="17"/>
-                <w:szCs w:val="17"/>
-              </w:rPr>
-              <w:t>15.</w:t>
-            </w:r>
-            <w:r>
-              <w:rPr>
-                <w:b/>
-                <w:bCs/>
-                <w:noProof/>
-                <w:sz w:val="17"/>
-                <w:szCs w:val="17"/>
-              </w:rPr>
-              <w:tab/>
-            </w:r>
-            <w:r>
-              <w:rPr>
-                <w:rStyle w:val="Hyperlink"/>
-                <w:b/>
-                <w:bCs/>
-                <w:noProof/>
-                <w:sz w:val="17"/>
-                <w:szCs w:val="17"/>
-              </w:rPr>
-              <w:t>Appendices</w:t>
-            </w:r>
-            <w:r>
-              <w:rPr>
-                <w:b/>
-                <w:bCs/>
-                <w:noProof/>
-                <w:webHidden/>
-                <w:sz w:val="17"/>
-                <w:szCs w:val="17"/>
-              </w:rPr>
-              <w:tab/>
-            </w:r>
-            <w:r>
-              <w:rPr>
-                <w:b/>
-                <w:bCs/>
-                <w:noProof/>
-                <w:webHidden/>
-                <w:sz w:val="17"/>
-                <w:szCs w:val="17"/>
-              </w:rPr>
-              <w:fldChar w:fldCharType="begin"/>
-            </w:r>
-            <w:r>
-              <w:rPr>
-                <w:b/>
-                <w:bCs/>
-                <w:noProof/>
-                <w:webHidden/>
-                <w:sz w:val="17"/>
-                <w:szCs w:val="17"/>
-              </w:rPr>
-              <w:instrText xml:space="preserve"> PAGEREF _Toc237096272 \h </w:instrText>
-            </w:r>
-            <w:r>
-              <w:rPr>
-                <w:b/>
-                <w:bCs/>
-                <w:noProof/>
-                <w:webHidden/>
-                <w:sz w:val="17"/>
-                <w:szCs w:val="17"/>
-              </w:rPr>
-            </w:r>
-            <w:r>
-              <w:rPr>
-                <w:b/>
-                <w:bCs/>
-                <w:noProof/>
-                <w:webHidden/>
-                <w:sz w:val="17"/>
-                <w:szCs w:val="17"/>
-              </w:rPr>
-              <w:fldChar w:fldCharType="separate"/>
-            </w:r>
-            <w:r>
-              <w:rPr>
-                <w:b/>
-                <w:bCs/>
-                <w:noProof/>
-                <w:webHidden/>
-                <w:sz w:val="17"/>
-                <w:szCs w:val="17"/>
-              </w:rPr>
-              <w:t>16</w:t>
-            </w:r>
-            <w:r>
-              <w:rPr>
-                <w:b/>
-                <w:bCs/>
-                <w:noProof/>
-                <w:webHidden/>
-                <w:sz w:val="17"/>
-                <w:szCs w:val="17"/>
+                <w:noProof/>
+                <w:webHidden/>
+              </w:rPr>
+              <w:t>12</w:t>
+            </w:r>
+            <w:r>
+              <w:rPr>
+                <w:noProof/>
+                <w:webHidden/>
               </w:rPr>
               <w:fldChar w:fldCharType="end"/>
             </w:r>
@@ -4467,7 +3511,7 @@
         </w:rPr>
         <w:br w:type="page"/>
       </w:r>
-      <w:bookmarkStart w:id="2" w:name="_Toc237096246"/>
+      <w:bookmarkStart w:id="2" w:name="_Toc237249046"/>
       <w:r>
         <w:rPr>
           <w:sz w:val="24"/>
@@ -4643,29 +3687,7 @@
           <w:sz w:val="16"/>
           <w:szCs w:val="16"/>
         </w:rPr>
-        <w:t xml:space="preserve">Description of the data sources, including information on the study </w:t>
-      </w:r>
-      <w:proofErr w:type="gramStart"/>
-      <w:r>
-        <w:rPr>
-          <w:i/>
-          <w:iCs/>
-          <w:color w:val="4A86E8"/>
-          <w:sz w:val="16"/>
-          <w:szCs w:val="16"/>
-        </w:rPr>
-        <w:t>time period</w:t>
-      </w:r>
-      <w:proofErr w:type="gramEnd"/>
-      <w:r>
-        <w:rPr>
-          <w:i/>
-          <w:iCs/>
-          <w:color w:val="4A86E8"/>
-          <w:sz w:val="16"/>
-          <w:szCs w:val="16"/>
-        </w:rPr>
-        <w:t>. Clearly indicate whether each data source will be used for model training, model evaluation, or both.</w:t>
+        <w:t>Description of the data sources, including information on the study time period. Clearly indicate whether each data source will be used for model training, model evaluation, or both.</w:t>
       </w:r>
     </w:p>
     <w:p>
@@ -4703,7 +3725,7 @@
           <w:sz w:val="16"/>
           <w:szCs w:val="16"/>
         </w:rPr>
-        <w:t>Briefly describe the study population (including all selection criteria) and the type of study design (e.g., randomized trial, cohort study, cross-sectional study) used for model training. Remove this heading if model training is not part of the study.</w:t>
+        <w:t>Briefly describe the study population (including all selection criteria) and the type of study design, if applicable (e.g., cohort study, cross-sectional study) used for model training. Remove this heading if model training is not part of the study.</w:t>
       </w:r>
     </w:p>
     <w:p>
@@ -4811,7 +3833,7 @@
           <w:sz w:val="16"/>
           <w:szCs w:val="16"/>
         </w:rPr>
-        <w:t>Briefly describe the study population (including all selection criteria) and the type of study design (e.g., randomized trial, cohort study, cross-sectional study) used for evaluation. Mention all comparators that will be evaluated.</w:t>
+        <w:t>Briefly describe the study population (including all selection criteria) and the type of study design, if applicable (e.g., cohort study, cross-sectional study) used for evaluation. For evaluations of large language models, describe prompting strategies and any human-in-the-loop components. Mention all comparators that will be evaluated.</w:t>
       </w:r>
     </w:p>
     <w:p>
@@ -4873,7 +3895,7 @@
           <w:szCs w:val="24"/>
         </w:rPr>
       </w:pPr>
-      <w:bookmarkStart w:id="3" w:name="_Toc237096247"/>
+      <w:bookmarkStart w:id="3" w:name="_Toc237249047"/>
       <w:r>
         <w:rPr>
           <w:sz w:val="24"/>
@@ -5343,7 +4365,7 @@
         </w:rPr>
         <w:t xml:space="preserve"> </w:t>
       </w:r>
-      <w:bookmarkStart w:id="4" w:name="_Toc237096248"/>
+      <w:bookmarkStart w:id="4" w:name="_Toc237249048"/>
       <w:r>
         <w:rPr>
           <w:sz w:val="24"/>
@@ -5625,7 +4647,7 @@
         </w:rPr>
         <w:t xml:space="preserve"> </w:t>
       </w:r>
-      <w:bookmarkStart w:id="5" w:name="_Toc237096249"/>
+      <w:bookmarkStart w:id="5" w:name="_Toc237249049"/>
       <w:r>
         <w:rPr>
           <w:sz w:val="24"/>
@@ -6015,7 +5037,7 @@
         </w:rPr>
         <w:t xml:space="preserve"> </w:t>
       </w:r>
-      <w:bookmarkStart w:id="6" w:name="_Toc237096250"/>
+      <w:bookmarkStart w:id="6" w:name="_Toc237249050"/>
       <w:r>
         <w:rPr>
           <w:sz w:val="24"/>
@@ -6072,20 +5094,8 @@
           <w:sz w:val="16"/>
           <w:szCs w:val="16"/>
         </w:rPr>
-        <w:t xml:space="preserve">What problem, unmet need, or research question will the AI/ML-based tool be applied to? Describe specific health conditions (e.g., atrial fibrillation), broader issues in health care or medical practice (e.g., medication errors), or specific tasks (e.g., administrative coding). Describe the problem in terms of size/severity/burden. Briefly provide the reader with adequate background information so they </w:t>
-      </w:r>
-      <w:proofErr w:type="gramStart"/>
-      <w:r>
-        <w:rPr>
-          <w:i/>
-          <w:iCs/>
-          <w:color w:val="4A86E8"/>
-          <w:sz w:val="16"/>
-          <w:szCs w:val="16"/>
-        </w:rPr>
-        <w:t>are able to</w:t>
-      </w:r>
-      <w:proofErr w:type="gramEnd"/>
+        <w:t>What problem, unmet need, or research question will the AI/ML-based tool be applied to? Describe specific health conditions (e.g., atrial fibrillation), broader issues in health care or medical practice (e.g., medication errors), or specific tasks (e.g., administrative coding). Describe the problem in terms of size/severity/burden. Briefly provide the reader with adequate background information so they are able to</w:t>
+      </w:r>
       <w:r>
         <w:rPr>
           <w:i/>
@@ -6122,29 +5132,7 @@
           <w:szCs w:val="16"/>
         </w:rPr>
         <w:lastRenderedPageBreak/>
-        <w:t xml:space="preserve">What is already known about existing tools and approaches (AI/ML-based or otherwise) applied to this problem or question? Provide </w:t>
-      </w:r>
-      <w:proofErr w:type="gramStart"/>
-      <w:r>
-        <w:rPr>
-          <w:i/>
-          <w:iCs/>
-          <w:color w:val="4A86E8"/>
-          <w:sz w:val="16"/>
-          <w:szCs w:val="16"/>
-        </w:rPr>
-        <w:t>a brief summary</w:t>
-      </w:r>
-      <w:proofErr w:type="gramEnd"/>
-      <w:r>
-        <w:rPr>
-          <w:i/>
-          <w:iCs/>
-          <w:color w:val="4A86E8"/>
-          <w:sz w:val="16"/>
-          <w:szCs w:val="16"/>
-        </w:rPr>
-        <w:t>.</w:t>
+        <w:t>What is already known about existing tools and approaches (AI/ML-based or otherwise) applied to this problem or question? Provide a brief summary.</w:t>
       </w:r>
     </w:p>
     <w:p>
@@ -6223,7 +5211,7 @@
         </w:rPr>
         <w:t xml:space="preserve"> </w:t>
       </w:r>
-      <w:bookmarkStart w:id="7" w:name="_Toc237096251"/>
+      <w:bookmarkStart w:id="7" w:name="_Toc237249051"/>
       <w:r>
         <w:rPr>
           <w:sz w:val="24"/>
@@ -6285,7 +5273,7 @@
         </w:rPr>
         <w:t xml:space="preserve"> </w:t>
       </w:r>
-      <w:bookmarkStart w:id="8" w:name="_Toc237096252"/>
+      <w:bookmarkStart w:id="8" w:name="_Toc237249052"/>
       <w:r>
         <w:rPr>
           <w:sz w:val="24"/>
@@ -6759,7 +5747,7 @@
         </w:rPr>
         <w:t xml:space="preserve"> </w:t>
       </w:r>
-      <w:bookmarkStart w:id="9" w:name="_Toc237096253"/>
+      <w:bookmarkStart w:id="9" w:name="_Toc237249053"/>
       <w:r>
         <w:rPr>
           <w:sz w:val="24"/>
@@ -6780,7 +5768,7 @@
           <w:szCs w:val="20"/>
         </w:rPr>
       </w:pPr>
-      <w:bookmarkStart w:id="10" w:name="_Toc237096254"/>
+      <w:bookmarkStart w:id="10" w:name="_Toc237249054"/>
       <w:r>
         <w:rPr>
           <w:sz w:val="20"/>
@@ -6819,20 +5807,8 @@
           <w:sz w:val="16"/>
           <w:szCs w:val="16"/>
         </w:rPr>
-        <w:t xml:space="preserve">Describe any existing data sources that will be used to train, fine-tune, or evaluate the AI/ML based tool or model. Examples of existing data sources include registries, electronic health records, insurance claims datasets, datasets from </w:t>
-      </w:r>
-      <w:proofErr w:type="gramStart"/>
-      <w:r>
-        <w:rPr>
-          <w:i/>
-          <w:iCs/>
-          <w:color w:val="4A86E8"/>
-          <w:sz w:val="16"/>
-          <w:szCs w:val="16"/>
-        </w:rPr>
-        <w:t>previously-conducted</w:t>
-      </w:r>
-      <w:proofErr w:type="gramEnd"/>
+        <w:t>Describe any existing data sources that will be used to train, fine-tune, or evaluate the AI/ML based tool or model. Examples of existing data sources include registries, electronic health records, insurance claims datasets, datasets from previously-conducted</w:t>
+      </w:r>
       <w:r>
         <w:rPr>
           <w:i/>
@@ -6864,7 +5840,17 @@
           <w:szCs w:val="16"/>
         </w:rPr>
         <w:lastRenderedPageBreak/>
-        <w:t xml:space="preserve">If multiple datasets will be used, use separate subheadings to describe each. Briefly characterize what information is available in each data source, with references to external documents containing detailed information, when available. Describe which populations are represented in the data source, how long they are followed in the data, the ability of the dataset to accurately capture the intended selection criteria and labels, and any other information on the validity, accuracy, credibility, and strengths/weaknesses of the data source relevant to assessing its suitability for the intended research. Include a brief rationale for choosing each data source. </w:t>
+        <w:t>If multiple datasets will be used, use separate subheadings to describe each. Briefly characterize what information is available in each data source, with references to external documents containing detailed information, when available. Describe which populations are represented in the data source, how long they are followed in the data, the ability of the dataset to accurately capture the intended selection criteria and labels, and any other information on the validity, accuracy, credibility, and strengths</w:t>
+      </w:r>
+      <w:r>
+        <w:rPr>
+          <w:i/>
+          <w:iCs/>
+          <w:color w:val="4A86E8"/>
+          <w:sz w:val="16"/>
+          <w:szCs w:val="16"/>
+        </w:rPr>
+        <w:t xml:space="preserve">/weaknesses of the data source relevant to assessing its suitability for the intended research. Include a brief rationale for choosing each data source. </w:t>
       </w:r>
     </w:p>
     <w:p>
@@ -6887,6 +5873,28 @@
           <w:szCs w:val="16"/>
         </w:rPr>
         <w:t xml:space="preserve">When available, provide information on the provenance of the source data (data provider, version number, date of last ETL, etc.). </w:t>
+      </w:r>
+    </w:p>
+    <w:p>
+      <w:pPr>
+        <w:spacing w:before="200"/>
+        <w:rPr>
+          <w:i/>
+          <w:iCs/>
+          <w:color w:val="4A86E8"/>
+          <w:sz w:val="16"/>
+          <w:szCs w:val="16"/>
+        </w:rPr>
+      </w:pPr>
+      <w:r>
+        <w:rPr>
+          <w:i/>
+          <w:iCs/>
+          <w:color w:val="4A86E8"/>
+          <w:sz w:val="16"/>
+          <w:szCs w:val="16"/>
+        </w:rPr>
+        <w:t xml:space="preserve">Information on data governance may also be included in this section, as appropriate. </w:t>
       </w:r>
     </w:p>
     <w:p>
@@ -6919,7 +5927,7 @@
           <w:szCs w:val="20"/>
         </w:rPr>
       </w:pPr>
-      <w:bookmarkStart w:id="11" w:name="_Toc237096255"/>
+      <w:bookmarkStart w:id="11" w:name="_Toc237249055"/>
       <w:r>
         <w:rPr>
           <w:sz w:val="20"/>
@@ -6992,7 +6000,7 @@
           <w:sz w:val="16"/>
           <w:szCs w:val="16"/>
         </w:rPr>
-        <w:t>When data will be collected from human raters, provide details on the qualifications of the raters, the training they received for the study, instructions to the raters, and other relevant information on how their feedback is collected or structured. Adequate detail should be provided so others could replicate the process in future studies.</w:t>
+        <w:t>When data will be collected from human raters, provide details on the qualifications of the raters, the training they received for the study, instructions to the raters, any adjudication processes, and other relevant information on how their feedback is collected or structured. Adequate detail should be provided so others could replicate the process in future studies.</w:t>
       </w:r>
     </w:p>
     <w:p>
@@ -7047,7 +6055,7 @@
           <w:szCs w:val="20"/>
         </w:rPr>
       </w:pPr>
-      <w:bookmarkStart w:id="12" w:name="_Toc237096256"/>
+      <w:bookmarkStart w:id="12" w:name="_Toc237249056"/>
       <w:r>
         <w:rPr>
           <w:sz w:val="20"/>
@@ -7093,13 +6101,13 @@
           <w:szCs w:val="20"/>
         </w:rPr>
       </w:pPr>
-      <w:bookmarkStart w:id="13" w:name="_Toc237096257"/>
+      <w:bookmarkStart w:id="13" w:name="_Toc237249057"/>
       <w:r>
         <w:rPr>
           <w:sz w:val="20"/>
           <w:szCs w:val="20"/>
         </w:rPr>
-        <w:t>7.4. Model development: study design and setting</w:t>
+        <w:t>7.4. Model development: Study design and setting</w:t>
       </w:r>
       <w:bookmarkEnd w:id="13"/>
       <w:r>
@@ -7155,7 +6163,7 @@
           <w:sz w:val="16"/>
           <w:szCs w:val="16"/>
         </w:rPr>
-        <w:t>Study design: If the study fits one of the classical epidemiologic designs (cohort, randomized trial, cross-sectional, etc.), label it as such.</w:t>
+        <w:t>Study design: If the study fits one of the classical epidemiologic designs (cohort, cross-sectional, etc.), label it as such.</w:t>
       </w:r>
     </w:p>
     <w:p>
@@ -7181,6 +6189,7 @@
           <w:sz w:val="16"/>
           <w:szCs w:val="16"/>
         </w:rPr>
+        <w:lastRenderedPageBreak/>
         <w:t>Setting and population: Who is the target population for the AI/ML-based tool? Who is the population represented in the training data? How well do the training data sources represent that target population? Address topics including geographic location, therapeutic setting, demographics, and duration of follow-up.</w:t>
       </w:r>
     </w:p>
@@ -7207,8 +6216,17 @@
           <w:sz w:val="16"/>
           <w:szCs w:val="16"/>
         </w:rPr>
-        <w:lastRenderedPageBreak/>
-        <w:t>Training set selection criteria: Describe the selection criteria (i.e., inclusion and exclusion criteria) for the training data. Provide sufficient detail to allow replication of the selection criteria in future studies; detailed code lists or algorithms can be included as an Appendix, to the extent feasible and as permitted by data privacy requirements and any proprietary restrictions on the training data or code. Cite sources for any existing algorithms. When the same data will be used for training and evaluation, describe the approach to partitioning the data (or cross-validation).</w:t>
+        <w:t>Training set selection criteria: Describe the selection criteria (i.e., inclusion and exclusion criteria) for the training data. Provide sufficient detail to allow replication of the selection criteria in future studies; detailed code lists or algorithms can be included as an Appendix, to the extent feasible and as permitted by data privacy requirements and any proprietary restrictions on the training data or code. Cite sources for any existing algorithms. When the same data will be used for training and ev</w:t>
+      </w:r>
+      <w:r>
+        <w:rPr>
+          <w:i/>
+          <w:iCs/>
+          <w:color w:val="4A86E8"/>
+          <w:sz w:val="16"/>
+          <w:szCs w:val="16"/>
+        </w:rPr>
+        <w:t>aluation, describe the approach to partitioning the data (or cross-validation).</w:t>
       </w:r>
     </w:p>
     <w:p>
@@ -7410,7 +6428,6 @@
         <w:t xml:space="preserve">Particularly for studies with a longitudinal component, a study design diagram can be helpful to clearly define study time periods. For an example of study design diagrams, see </w:t>
       </w:r>
       <w:hyperlink r:id="rId12">
-        <w:proofErr w:type="spellStart"/>
         <w:r>
           <w:rPr>
             <w:i/>
@@ -7420,19 +6437,7 @@
             <w:szCs w:val="16"/>
             <w:u w:val="single"/>
           </w:rPr>
-          <w:t>Scheeweiss</w:t>
-        </w:r>
-        <w:proofErr w:type="spellEnd"/>
-        <w:r>
-          <w:rPr>
-            <w:i/>
-            <w:iCs/>
-            <w:color w:val="1155CC"/>
-            <w:sz w:val="16"/>
-            <w:szCs w:val="16"/>
-            <w:u w:val="single"/>
-          </w:rPr>
-          <w:t xml:space="preserve"> et al (2019)</w:t>
+          <w:t>Scheeweiss et al (2019)</w:t>
         </w:r>
       </w:hyperlink>
       <w:r>
@@ -7476,7 +6481,7 @@
           <w:szCs w:val="20"/>
         </w:rPr>
       </w:pPr>
-      <w:bookmarkStart w:id="14" w:name="_Toc237096258"/>
+      <w:bookmarkStart w:id="14" w:name="_Toc237249058"/>
       <w:r>
         <w:rPr>
           <w:sz w:val="20"/>
@@ -7512,7 +6517,17 @@
           <w:sz w:val="16"/>
           <w:szCs w:val="16"/>
         </w:rPr>
-        <w:t>Clearly define the training task set-up and labels, as well as the rationale for choosing the label. Sufficient detail should be provided for the label to be replicated. When data will be labeled by raters, be sure to describe the credentials of the raters, any training they received, and the process for data annotation (either in this section or referencing details already provided in Section 6.2). Describe any adjudication procedures. For longitudinal studies, clearly define the window for assessing the label.</w:t>
+        <w:t>Clearly define the training task set-up and labels, as well as the rationale for choosing the label. Sufficient detail should be provided for the label to be replicated. When data will be labeled by raters, be sure to describe the credentials of the raters, any training they received, and the process for data annotation (either in this section or referencing details already provided in Section 6.2). Describe any adjudication procedures. For longitudinal studies, clearly define the window for assessing the l</w:t>
+      </w:r>
+      <w:r>
+        <w:rPr>
+          <w:i/>
+          <w:iCs/>
+          <w:color w:val="4A86E8"/>
+          <w:sz w:val="16"/>
+          <w:szCs w:val="16"/>
+        </w:rPr>
+        <w:t>abel.</w:t>
       </w:r>
     </w:p>
     <w:p>
@@ -7567,7 +6582,7 @@
           <w:szCs w:val="20"/>
         </w:rPr>
       </w:pPr>
-      <w:bookmarkStart w:id="15" w:name="_Toc237096259"/>
+      <w:bookmarkStart w:id="15" w:name="_Toc237249059"/>
       <w:r>
         <w:rPr>
           <w:sz w:val="20"/>
@@ -7603,20 +6618,8 @@
           <w:sz w:val="16"/>
           <w:szCs w:val="16"/>
         </w:rPr>
-        <w:t>Open-ended, non-</w:t>
-      </w:r>
-      <w:proofErr w:type="spellStart"/>
-      <w:r>
-        <w:rPr>
-          <w:i/>
-          <w:iCs/>
-          <w:color w:val="4A86E8"/>
-          <w:sz w:val="16"/>
-          <w:szCs w:val="16"/>
-        </w:rPr>
-        <w:t>commital</w:t>
-      </w:r>
-      <w:proofErr w:type="spellEnd"/>
+        <w:t>Open-ended, non-commital</w:t>
+      </w:r>
       <w:r>
         <w:rPr>
           <w:i/>
@@ -7670,7 +6673,18 @@
           <w:sz w:val="16"/>
           <w:szCs w:val="16"/>
         </w:rPr>
-        <w:t xml:space="preserve"> need to be pre-specified. Feature selection, representation, and engineering are typically part of the planned iterative model development process, and that can be explicitly stated in this section. </w:t>
+        <w:t xml:space="preserve"> need to be pre-specified. Feature </w:t>
+      </w:r>
+      <w:r>
+        <w:rPr>
+          <w:i/>
+          <w:iCs/>
+          <w:color w:val="4A86E8"/>
+          <w:sz w:val="16"/>
+          <w:szCs w:val="16"/>
+        </w:rPr>
+        <w:lastRenderedPageBreak/>
+        <w:t xml:space="preserve">selection, representation, and engineering are typically part of the planned iterative model development process, and that can be explicitly stated in this section. </w:t>
       </w:r>
     </w:p>
     <w:p>
@@ -7703,14 +6717,13 @@
           <w:szCs w:val="20"/>
         </w:rPr>
       </w:pPr>
-      <w:bookmarkStart w:id="16" w:name="_Toc237096260"/>
+      <w:bookmarkStart w:id="16" w:name="_Toc237249060"/>
       <w:r>
         <w:rPr>
           <w:sz w:val="20"/>
           <w:szCs w:val="20"/>
         </w:rPr>
-        <w:lastRenderedPageBreak/>
-        <w:t>7.7. Model development: training and fine-tuning</w:t>
+        <w:t>7.7. Model development: Training and fine-tuning</w:t>
       </w:r>
       <w:bookmarkEnd w:id="16"/>
       <w:r>
@@ -7762,29 +6775,17 @@
           <w:sz w:val="16"/>
           <w:szCs w:val="16"/>
         </w:rPr>
-        <w:t xml:space="preserve">Briefly describe the iterative development process for the model or tool (or process for fine-tuning). Plans to experiment with different model architectures or </w:t>
-      </w:r>
-      <w:proofErr w:type="spellStart"/>
-      <w:r>
-        <w:rPr>
-          <w:i/>
-          <w:iCs/>
-          <w:color w:val="4A86E8"/>
-          <w:sz w:val="16"/>
-          <w:szCs w:val="16"/>
-        </w:rPr>
-        <w:t>ensembling</w:t>
-      </w:r>
-      <w:proofErr w:type="spellEnd"/>
-      <w:r>
-        <w:rPr>
-          <w:i/>
-          <w:iCs/>
-          <w:color w:val="4A86E8"/>
-          <w:sz w:val="16"/>
-          <w:szCs w:val="16"/>
-        </w:rPr>
-        <w:t xml:space="preserve"> may be mentioned. If a validation set (or cross-validation) will be used to support modeling decision making, briefly describe the validation set. Specify the software, programming languages, or packages that will be used for model training or fine-tuning. </w:t>
+        <w:t>Briefly describe the iterative development process for the model or tool (or process for fine-tuning). Plans to experiment with different model architectures or ensembling</w:t>
+      </w:r>
+      <w:r>
+        <w:rPr>
+          <w:i/>
+          <w:iCs/>
+          <w:color w:val="4A86E8"/>
+          <w:sz w:val="16"/>
+          <w:szCs w:val="16"/>
+        </w:rPr>
+        <w:t xml:space="preserve"> may be mentioned. If a validation set (or cross-validation) will be used to support modeling decision making, briefly describe the validation set. Specify the software, programming languages, or packages that will be used for model training or fine-tuning. Any processes for model version control should be described in this section. </w:t>
       </w:r>
     </w:p>
     <w:p>
@@ -7820,7 +6821,7 @@
           <w:szCs w:val="20"/>
         </w:rPr>
       </w:pPr>
-      <w:bookmarkStart w:id="17" w:name="_Toc237096261"/>
+      <w:bookmarkStart w:id="17" w:name="_Toc237249061"/>
       <w:r>
         <w:rPr>
           <w:sz w:val="20"/>
@@ -7849,7 +6850,7 @@
           <w:sz w:val="16"/>
           <w:szCs w:val="16"/>
         </w:rPr>
-        <w:t xml:space="preserve">Describe the overall study design used for evaluating the model and rationale for major study design decisions. Address the points outlined in the </w:t>
+        <w:t xml:space="preserve">Describe the overall study design used for evaluating the model and rationale for major study design decisions. As appropriate, address the points outlined in the </w:t>
       </w:r>
       <w:r>
         <w:rPr>
@@ -7923,6 +6924,32 @@
           <w:sz w:val="16"/>
           <w:szCs w:val="16"/>
         </w:rPr>
+        <w:t>Determination of ground truth or a gold standard: What will be considered “ground truth” during the evaluation of the model. Provide a brief justification for the choice (including strengths and limitations).</w:t>
+      </w:r>
+    </w:p>
+    <w:p>
+      <w:pPr>
+        <w:numPr>
+          <w:ilvl w:val="0"/>
+          <w:numId w:val="3"/>
+        </w:numPr>
+        <w:spacing w:after="200"/>
+        <w:rPr>
+          <w:i/>
+          <w:iCs/>
+          <w:color w:val="4A86E8"/>
+          <w:sz w:val="16"/>
+          <w:szCs w:val="16"/>
+        </w:rPr>
+      </w:pPr>
+      <w:r>
+        <w:rPr>
+          <w:i/>
+          <w:iCs/>
+          <w:color w:val="4A86E8"/>
+          <w:sz w:val="16"/>
+          <w:szCs w:val="16"/>
+        </w:rPr>
         <w:t xml:space="preserve">Evaluation populations and subgroups: Describe all populations and subgroups where evaluations will be performed (which should </w:t>
       </w:r>
       <w:r>
@@ -7935,9 +6962,18 @@
           <w:sz w:val="16"/>
           <w:szCs w:val="16"/>
         </w:rPr>
-        <w:t xml:space="preserve">match </w:t>
-      </w:r>
-      <w:proofErr w:type="gramStart"/>
+        <w:t xml:space="preserve">match the  populations listed </w:t>
+      </w:r>
+      <w:r>
+        <w:rPr>
+          <w:i/>
+          <w:iCs/>
+          <w:color w:val="4A86E8"/>
+          <w:sz w:val="16"/>
+          <w:szCs w:val="16"/>
+        </w:rPr>
+        <w:t>for each study objective</w:t>
+      </w:r>
       <w:r>
         <w:rPr>
           <w:b/>
@@ -7948,9 +6984,88 @@
           <w:sz w:val="16"/>
           <w:szCs w:val="16"/>
         </w:rPr>
-        <w:t>the  populations</w:t>
-      </w:r>
-      <w:proofErr w:type="gramEnd"/>
+        <w:t xml:space="preserve"> in Section 6</w:t>
+      </w:r>
+      <w:r>
+        <w:rPr>
+          <w:i/>
+          <w:iCs/>
+          <w:color w:val="4A86E8"/>
+          <w:sz w:val="16"/>
+          <w:szCs w:val="16"/>
+        </w:rPr>
+        <w:t xml:space="preserve">). Clearly define the selection criteria for each subgroup; it may be helpful to summarize this information in a table. If datasets not used in training will be used for evaluation, briefly comment on similarities and differences from the training data and any implications for external validity. </w:t>
+      </w:r>
+    </w:p>
+    <w:p>
+      <w:pPr>
+        <w:numPr>
+          <w:ilvl w:val="0"/>
+          <w:numId w:val="3"/>
+        </w:numPr>
+        <w:spacing w:after="200"/>
+        <w:rPr>
+          <w:i/>
+          <w:iCs/>
+          <w:color w:val="4A86E8"/>
+          <w:sz w:val="16"/>
+          <w:szCs w:val="16"/>
+        </w:rPr>
+      </w:pPr>
+      <w:r>
+        <w:rPr>
+          <w:i/>
+          <w:iCs/>
+          <w:color w:val="4A86E8"/>
+          <w:sz w:val="16"/>
+          <w:szCs w:val="16"/>
+        </w:rPr>
+        <w:t xml:space="preserve">For evaluations of large language models or agentic AI systems, describe practices for prompt engineering/refinement and any human-in-the-loop components. </w:t>
+      </w:r>
+    </w:p>
+    <w:p>
+      <w:pPr>
+        <w:pStyle w:val="Heading2"/>
+        <w:rPr>
+          <w:sz w:val="20"/>
+          <w:szCs w:val="20"/>
+        </w:rPr>
+      </w:pPr>
+      <w:bookmarkStart w:id="18" w:name="_Toc237249062"/>
+      <w:r>
+        <w:rPr>
+          <w:sz w:val="20"/>
+          <w:szCs w:val="20"/>
+        </w:rPr>
+        <w:t>7.9. Evaluation: metrics</w:t>
+      </w:r>
+      <w:bookmarkEnd w:id="18"/>
+      <w:r>
+        <w:rPr>
+          <w:sz w:val="20"/>
+          <w:szCs w:val="20"/>
+        </w:rPr>
+        <w:t xml:space="preserve"> </w:t>
+      </w:r>
+    </w:p>
+    <w:p>
+      <w:pPr>
+        <w:spacing w:after="200"/>
+        <w:rPr>
+          <w:sz w:val="16"/>
+          <w:szCs w:val="16"/>
+        </w:rPr>
+      </w:pPr>
+      <w:r>
+        <w:rPr>
+          <w:i/>
+          <w:iCs/>
+          <w:color w:val="4A86E8"/>
+          <w:sz w:val="16"/>
+          <w:szCs w:val="16"/>
+        </w:rPr>
+        <w:t xml:space="preserve">Describe the metrics that will be used to evaluate the performance of the model (these should </w:t>
+      </w:r>
       <w:r>
         <w:rPr>
           <w:b/>
@@ -7961,17 +7076,17 @@
           <w:sz w:val="16"/>
           <w:szCs w:val="16"/>
         </w:rPr>
-        <w:t xml:space="preserve"> listed </w:t>
-      </w:r>
-      <w:r>
-        <w:rPr>
-          <w:i/>
-          <w:iCs/>
-          <w:color w:val="4A86E8"/>
-          <w:sz w:val="16"/>
-          <w:szCs w:val="16"/>
-        </w:rPr>
-        <w:t>for each study objective</w:t>
+        <w:t>match the metrics listed</w:t>
+      </w:r>
+      <w:r>
+        <w:rPr>
+          <w:i/>
+          <w:iCs/>
+          <w:color w:val="4A86E8"/>
+          <w:sz w:val="16"/>
+          <w:szCs w:val="16"/>
+        </w:rPr>
+        <w:t xml:space="preserve"> for each study objective</w:t>
       </w:r>
       <w:r>
         <w:rPr>
@@ -7993,7 +7108,7 @@
           <w:sz w:val="16"/>
           <w:szCs w:val="16"/>
         </w:rPr>
-        <w:t xml:space="preserve">). Clearly define the selection criteria for each subgroup; it may be helpful to summarize this information in a table. If datasets not used in training will be used for evaluation, briefly comment on similarities and differences from the training data and any implications for external validity. </w:t>
+        <w:t xml:space="preserve">). The rationale for the metrics should be briefly described. For complex or non-standard metrics, briefly explain the metric and cite references that provide more detailed methodological descriptions. </w:t>
       </w:r>
     </w:p>
     <w:p>
@@ -8004,163 +7119,86 @@
           <w:szCs w:val="20"/>
         </w:rPr>
       </w:pPr>
-      <w:bookmarkStart w:id="18" w:name="_Toc237096262"/>
+      <w:bookmarkStart w:id="19" w:name="_Toc237249063"/>
       <w:r>
         <w:rPr>
           <w:sz w:val="20"/>
           <w:szCs w:val="20"/>
         </w:rPr>
-        <w:t>7.9. Evaluation: metrics</w:t>
-      </w:r>
-      <w:bookmarkEnd w:id="18"/>
-      <w:r>
+        <w:lastRenderedPageBreak/>
+        <w:t>7.10. Evaluation: analyses</w:t>
+      </w:r>
+      <w:bookmarkEnd w:id="19"/>
+    </w:p>
+    <w:p>
+      <w:pPr>
+        <w:spacing w:after="200"/>
+        <w:rPr>
+          <w:i/>
+          <w:iCs/>
+          <w:color w:val="4A86E8"/>
+          <w:sz w:val="16"/>
+          <w:szCs w:val="16"/>
+        </w:rPr>
+      </w:pPr>
+      <w:r>
+        <w:rPr>
+          <w:i/>
+          <w:iCs/>
+          <w:color w:val="4A86E8"/>
+          <w:sz w:val="16"/>
+          <w:szCs w:val="16"/>
+        </w:rPr>
+        <w:t>Briefly describe all planned evaluation-related analyses, including any descriptive analyses that will be performed to characterize the evaluation data or models themselves. Clearly state whether the data used in the evaluation was used in model training or validation. If any formal statistical testing will be performed, clearly state the statistical tests that will be used and their corresponding null hypotheses. If confidence intervals will be generated, state which methods will be used. Also describe any</w:t>
+      </w:r>
+      <w:r>
+        <w:rPr>
+          <w:i/>
+          <w:iCs/>
+          <w:color w:val="4A86E8"/>
+          <w:sz w:val="16"/>
+          <w:szCs w:val="16"/>
+        </w:rPr>
+        <w:t xml:space="preserve"> planned sensitivity or subgroup analyses, including analyses planned to investigate fairness and bias of the AI/ML-based tool or model. </w:t>
+      </w:r>
+    </w:p>
+    <w:p>
+      <w:pPr>
+        <w:spacing w:after="200"/>
+        <w:rPr>
+          <w:i/>
+          <w:iCs/>
+          <w:color w:val="4A86E8"/>
+          <w:sz w:val="16"/>
+          <w:szCs w:val="16"/>
+        </w:rPr>
+      </w:pPr>
+      <w:r>
+        <w:rPr>
+          <w:i/>
+          <w:iCs/>
+          <w:color w:val="4A86E8"/>
+          <w:sz w:val="16"/>
+          <w:szCs w:val="16"/>
+        </w:rPr>
+        <w:t>Mention the software, programming languages, or packages that will be used for the evaluation analyses.</w:t>
+      </w:r>
+    </w:p>
+    <w:p>
+      <w:pPr>
+        <w:pStyle w:val="Heading2"/>
         <w:rPr>
           <w:sz w:val="20"/>
           <w:szCs w:val="20"/>
         </w:rPr>
-        <w:t xml:space="preserve"> </w:t>
-      </w:r>
-    </w:p>
-    <w:p>
-      <w:pPr>
-        <w:spacing w:after="200"/>
-        <w:rPr>
-          <w:sz w:val="16"/>
-          <w:szCs w:val="16"/>
-        </w:rPr>
-      </w:pPr>
-      <w:r>
-        <w:rPr>
-          <w:i/>
-          <w:iCs/>
-          <w:color w:val="4A86E8"/>
-          <w:sz w:val="16"/>
-          <w:szCs w:val="16"/>
-        </w:rPr>
-        <w:t xml:space="preserve">Describe the metrics that will be used to evaluate the performance of the model (these should </w:t>
-      </w:r>
-      <w:r>
-        <w:rPr>
-          <w:b/>
-          <w:bCs/>
-          <w:i/>
-          <w:iCs/>
-          <w:color w:val="4A86E8"/>
-          <w:sz w:val="16"/>
-          <w:szCs w:val="16"/>
-        </w:rPr>
-        <w:t>match the metrics listed</w:t>
-      </w:r>
-      <w:r>
-        <w:rPr>
-          <w:i/>
-          <w:iCs/>
-          <w:color w:val="4A86E8"/>
-          <w:sz w:val="16"/>
-          <w:szCs w:val="16"/>
-        </w:rPr>
-        <w:t xml:space="preserve"> for each study objective</w:t>
-      </w:r>
-      <w:r>
-        <w:rPr>
-          <w:b/>
-          <w:bCs/>
-          <w:i/>
-          <w:iCs/>
-          <w:color w:val="4A86E8"/>
-          <w:sz w:val="16"/>
-          <w:szCs w:val="16"/>
-        </w:rPr>
-        <w:t xml:space="preserve"> in Section 6</w:t>
-      </w:r>
-      <w:r>
-        <w:rPr>
-          <w:i/>
-          <w:iCs/>
-          <w:color w:val="4A86E8"/>
-          <w:sz w:val="16"/>
-          <w:szCs w:val="16"/>
-        </w:rPr>
-        <w:t xml:space="preserve">). The rationale for the metrics should be briefly described. For complex or non-standard metrics, briefly explain the metric and cite references that provide more detailed methodological descriptions. </w:t>
-      </w:r>
-    </w:p>
-    <w:p>
-      <w:pPr>
-        <w:pStyle w:val="Heading2"/>
+      </w:pPr>
+      <w:bookmarkStart w:id="20" w:name="_Toc237249064"/>
+      <w:r>
         <w:rPr>
           <w:sz w:val="20"/>
           <w:szCs w:val="20"/>
         </w:rPr>
-      </w:pPr>
-      <w:bookmarkStart w:id="19" w:name="_Toc237096263"/>
-      <w:r>
-        <w:rPr>
-          <w:sz w:val="20"/>
-          <w:szCs w:val="20"/>
-        </w:rPr>
-        <w:t>7.10. Evaluation: analyses</w:t>
-      </w:r>
-      <w:bookmarkEnd w:id="19"/>
-    </w:p>
-    <w:p>
-      <w:pPr>
-        <w:spacing w:after="200"/>
-        <w:rPr>
-          <w:i/>
-          <w:iCs/>
-          <w:color w:val="4A86E8"/>
-          <w:sz w:val="16"/>
-          <w:szCs w:val="16"/>
-        </w:rPr>
-      </w:pPr>
-      <w:r>
-        <w:rPr>
-          <w:i/>
-          <w:iCs/>
-          <w:color w:val="4A86E8"/>
-          <w:sz w:val="16"/>
-          <w:szCs w:val="16"/>
-        </w:rPr>
-        <w:t xml:space="preserve">Briefly describe all planned evaluation-related analyses, including any descriptive analyses that will be performed to characterize the evaluation data or models themselves. If any formal statistical testing will be performed, clearly state the statistical tests that will be used and their corresponding null hypotheses. If confidence intervals will be generated, state which methods will be used. Also describe any planned sensitivity or subgroup analyses, including analyses planned to investigate fairness and bias of the AI/ML-based tool or model. </w:t>
-      </w:r>
-    </w:p>
-    <w:p>
-      <w:pPr>
-        <w:spacing w:after="200"/>
-        <w:rPr>
-          <w:i/>
-          <w:iCs/>
-          <w:color w:val="4A86E8"/>
-          <w:sz w:val="16"/>
-          <w:szCs w:val="16"/>
-        </w:rPr>
-      </w:pPr>
-      <w:r>
-        <w:rPr>
-          <w:i/>
-          <w:iCs/>
-          <w:color w:val="4A86E8"/>
-          <w:sz w:val="16"/>
-          <w:szCs w:val="16"/>
-        </w:rPr>
-        <w:t>Mention the software, programming languages, or packages that will be used for the evaluation analyses.</w:t>
-      </w:r>
-    </w:p>
-    <w:p>
-      <w:pPr>
-        <w:pStyle w:val="Heading2"/>
-        <w:rPr>
-          <w:sz w:val="20"/>
-          <w:szCs w:val="20"/>
-        </w:rPr>
-      </w:pPr>
-      <w:bookmarkStart w:id="20" w:name="_Toc237096264"/>
-      <w:r>
-        <w:rPr>
-          <w:sz w:val="20"/>
-          <w:szCs w:val="20"/>
-        </w:rPr>
-        <w:t>7.11. Sample size calculations</w:t>
+        <w:t>7.11. Sample size rationale and calculations</w:t>
       </w:r>
       <w:bookmarkEnd w:id="20"/>
       <w:r>
@@ -8207,10 +7245,9 @@
           <w:sz w:val="24"/>
           <w:szCs w:val="24"/>
         </w:rPr>
-        <w:lastRenderedPageBreak/>
         <w:t xml:space="preserve"> </w:t>
       </w:r>
-      <w:bookmarkStart w:id="21" w:name="_Toc237096265"/>
+      <w:bookmarkStart w:id="21" w:name="_Toc237249065"/>
       <w:r>
         <w:rPr>
           <w:sz w:val="24"/>
@@ -8239,7 +7276,7 @@
           <w:sz w:val="16"/>
           <w:szCs w:val="16"/>
         </w:rPr>
-        <w:t>Describe the data management procedures used in the study, including infrastructure for data transfer, storage, and backup. Provide information on processes and systems that will be used to maintain appropriate security for any sensitive data.</w:t>
+        <w:t>Describe the data management and data governance procedures used in the study, including infrastructure for data transfer, storage, and backup. Provide information on processes and systems that will be used to maintain appropriate security for any sensitive data.</w:t>
       </w:r>
     </w:p>
     <w:p>
@@ -8283,7 +7320,7 @@
         </w:rPr>
         <w:t xml:space="preserve"> </w:t>
       </w:r>
-      <w:bookmarkStart w:id="22" w:name="_Toc237096266"/>
+      <w:bookmarkStart w:id="22" w:name="_Toc237249066"/>
       <w:r>
         <w:rPr>
           <w:sz w:val="24"/>
@@ -8333,7 +7370,7 @@
           <w:szCs w:val="24"/>
         </w:rPr>
       </w:pPr>
-      <w:bookmarkStart w:id="23" w:name="_Toc237096267"/>
+      <w:bookmarkStart w:id="23" w:name="_Toc237249067"/>
       <w:r>
         <w:rPr>
           <w:sz w:val="24"/>
@@ -8408,7 +7445,7 @@
         </w:rPr>
         <w:t xml:space="preserve"> </w:t>
       </w:r>
-      <w:bookmarkStart w:id="25" w:name="_Toc237096268"/>
+      <w:bookmarkStart w:id="25" w:name="_Toc237249068"/>
       <w:r>
         <w:rPr>
           <w:sz w:val="24"/>
@@ -8459,6 +7496,7 @@
           <w:sz w:val="16"/>
           <w:szCs w:val="16"/>
         </w:rPr>
+        <w:lastRenderedPageBreak/>
         <w:t>When conducting an interventional trial (or for non-interventional studies where funding is provided by a device manufacturer), local regulators may have specific definitions of adverse events.</w:t>
       </w:r>
       <w:r>
@@ -8518,7 +7556,7 @@
           <w:szCs w:val="24"/>
         </w:rPr>
       </w:pPr>
-      <w:bookmarkStart w:id="26" w:name="_Toc237096269"/>
+      <w:bookmarkStart w:id="26" w:name="_Toc237249069"/>
       <w:r>
         <w:rPr>
           <w:sz w:val="24"/>
@@ -8561,29 +7599,7 @@
           <w:sz w:val="16"/>
           <w:szCs w:val="16"/>
         </w:rPr>
-        <w:t xml:space="preserve">Any plans for submission, communication, dissemination, or publication of interim or </w:t>
-      </w:r>
-      <w:proofErr w:type="gramStart"/>
-      <w:r>
-        <w:rPr>
-          <w:i/>
-          <w:iCs/>
-          <w:color w:val="4A86E8"/>
-          <w:sz w:val="16"/>
-          <w:szCs w:val="16"/>
-        </w:rPr>
-        <w:t>final results</w:t>
-      </w:r>
-      <w:proofErr w:type="gramEnd"/>
-      <w:r>
-        <w:rPr>
-          <w:i/>
-          <w:iCs/>
-          <w:color w:val="4A86E8"/>
-          <w:sz w:val="16"/>
-          <w:szCs w:val="16"/>
-        </w:rPr>
-        <w:t xml:space="preserve"> can be described in this section. </w:t>
+        <w:t xml:space="preserve">Any plans for submission, communication, dissemination, or publication of interim or final results can be described in this section. </w:t>
       </w:r>
     </w:p>
     <w:p>
@@ -8605,7 +7621,7 @@
         </w:rPr>
         <w:t xml:space="preserve"> </w:t>
       </w:r>
-      <w:bookmarkStart w:id="27" w:name="_Toc237096270"/>
+      <w:bookmarkStart w:id="27" w:name="_Toc237249070"/>
       <w:r>
         <w:rPr>
           <w:sz w:val="24"/>
@@ -8634,18 +7650,7 @@
           <w:sz w:val="16"/>
           <w:szCs w:val="16"/>
         </w:rPr>
-        <w:t xml:space="preserve">The topics below are not required elements of a study protocol and are not intended to be specified in detail at the protocol stage. Authors may wish to briefly address any that are relevant to their study and its intended use, or to </w:t>
-      </w:r>
-      <w:r>
-        <w:rPr>
-          <w:i/>
-          <w:iCs/>
-          <w:color w:val="4A86E8"/>
-          <w:sz w:val="16"/>
-          <w:szCs w:val="16"/>
-        </w:rPr>
-        <w:lastRenderedPageBreak/>
-        <w:t>note that a topic is not applicable. Keep these descriptions brief and high-level; over-specifying them in the protocol increases the likelihood that future protocol amendments will be needed.</w:t>
+        <w:t>The topics below are not required elements of a study protocol and are not intended to be specified in detail at the protocol stage. Authors may wish to briefly address any that are relevant to their study and its intended use, or to note that a topic is not applicable. Keep these descriptions brief and high-level; over-specifying them in the protocol increases the likelihood that future protocol amendments will be needed.</w:t>
       </w:r>
     </w:p>
     <w:p>
@@ -8795,7 +7800,7 @@
           <w:szCs w:val="24"/>
         </w:rPr>
       </w:pPr>
-      <w:bookmarkStart w:id="28" w:name="_Toc237096271"/>
+      <w:bookmarkStart w:id="28" w:name="_Toc237249071"/>
       <w:r>
         <w:rPr>
           <w:sz w:val="24"/>
@@ -8821,29 +7826,7 @@
           <w:sz w:val="16"/>
           <w:szCs w:val="16"/>
         </w:rPr>
-        <w:t xml:space="preserve">Citations for any references or documents referred to in the protocol. Using consistent reference formatting is often more important than the </w:t>
-      </w:r>
-      <w:proofErr w:type="gramStart"/>
-      <w:r>
-        <w:rPr>
-          <w:i/>
-          <w:iCs/>
-          <w:color w:val="4A86E8"/>
-          <w:sz w:val="16"/>
-          <w:szCs w:val="16"/>
-        </w:rPr>
-        <w:t>particular reference</w:t>
-      </w:r>
-      <w:proofErr w:type="gramEnd"/>
-      <w:r>
-        <w:rPr>
-          <w:i/>
-          <w:iCs/>
-          <w:color w:val="4A86E8"/>
-          <w:sz w:val="16"/>
-          <w:szCs w:val="16"/>
-        </w:rPr>
-        <w:t xml:space="preserve"> style. </w:t>
+        <w:t xml:space="preserve">Citations for any references or documents referred to in the protocol. Using consistent reference formatting is often more important than the particular reference style. </w:t>
       </w:r>
     </w:p>
     <w:p>
@@ -8858,12 +7841,13 @@
           <w:szCs w:val="24"/>
         </w:rPr>
       </w:pPr>
-      <w:bookmarkStart w:id="29" w:name="_Toc237096272"/>
+      <w:bookmarkStart w:id="29" w:name="_Toc237249072"/>
       <w:r>
         <w:rPr>
           <w:sz w:val="24"/>
           <w:szCs w:val="24"/>
         </w:rPr>
+        <w:lastRenderedPageBreak/>
         <w:t>Appendices</w:t>
       </w:r>
       <w:bookmarkEnd w:id="29"/>
